--- a/docs/JESS-MOVE-Facebook-Campaign-Bundle.docx
+++ b/docs/JESS-MOVE-Facebook-Campaign-Bundle.docx
@@ -554,7 +554,7 @@
           <w:sz w:val="21"/>
           <w:szCs w:val="21"/>
         </w:rPr>
-        <w:t xml:space="preserve">Jess Move’s standing rule is that nothing written about health reaches the public without a named person reading it first. That is a clinical safety control and it applies to an advert exactly as it applies to an article. Read every line in section 5 and put your name to it before it runs.</w:t>
+        <w:t xml:space="preserve">Jess Move’s standing rule is that nothing written about health reaches the public without a named person reading it first. That is a clinical safety control and it applies to an advert exactly as it applies to an article. Read every line in section 6 and put your name to it before it runs.</w:t>
       </w:r>
     </w:p>
     <w:p>
@@ -2227,7 +2227,7 @@
           <w:sz w:val="32"/>
           <w:szCs w:val="32"/>
         </w:rPr>
-        <w:t xml:space="preserve">5. The copy</w:t>
+        <w:t xml:space="preserve">5. The features worth advertising</w:t>
       </w:r>
     </w:p>
     <w:p>
@@ -2241,9 +2241,1474 @@
           <w:sz w:val="21"/>
           <w:szCs w:val="21"/>
         </w:rPr>
-        <w:t xml:space="preserve">Four concepts. Each gives you two primary texts, headlines and descriptions — build one ad per concept, per ad set. Character counts below are measured, not estimated.</w:t>
-      </w:r>
-    </w:p>
+        <w:t xml:space="preserve">Every concept in the next section sells one of these. If you write more copy yourself, write it from this list — each line describes something that exists in the product, and the specificity is what makes an advert persuasive rather than generic.</w:t>
+      </w:r>
+    </w:p>
+    <w:tbl>
+      <w:tblPr>
+        <w:tblW w:type="dxa" w:w="9360"/>
+        <w:tblBorders>
+          <w:top w:val="single" w:color="DCE6E4" w:sz="2"/>
+          <w:left w:val="none" w:color="auto" w:sz="0"/>
+          <w:bottom w:val="single" w:color="DCE6E4" w:sz="2"/>
+          <w:right w:val="none" w:color="auto" w:sz="0"/>
+          <w:insideH w:val="single" w:color="DCE6E4" w:sz="2"/>
+          <w:insideV w:val="none" w:color="auto" w:sz="0"/>
+        </w:tblBorders>
+      </w:tblPr>
+      <w:tblGrid>
+        <w:gridCol w:w="2300"/>
+        <w:gridCol w:w="3600"/>
+        <w:gridCol w:w="3460"/>
+      </w:tblGrid>
+      <w:tr>
+        <w:trPr>
+          <w:tblHeader/>
+        </w:trPr>
+        <w:tc>
+          <w:tcPr>
+            <w:tcW w:type="dxa" w:w="2300"/>
+            <w:shd w:fill="102A43" w:color="auto" w:val="clear"/>
+            <w:tcMar>
+              <w:top w:type="dxa" w:w="80"/>
+              <w:left w:type="dxa" w:w="120"/>
+              <w:bottom w:type="dxa" w:w="80"/>
+              <w:right w:type="dxa" w:w="120"/>
+            </w:tcMar>
+          </w:tcPr>
+          <w:p>
+            <w:pPr>
+              <w:spacing w:after="0" w:line="250"/>
+            </w:pPr>
+            <w:r>
+              <w:rPr>
+                <w:rFonts w:ascii="Calibri" w:cs="Calibri" w:eastAsia="Calibri" w:hAnsi="Calibri"/>
+                <w:b/>
+                <w:bCs/>
+                <w:caps/>
+                <w:color w:val="FFFFFF"/>
+                <w:spacing w:val="20"/>
+                <w:sz w:val="16"/>
+                <w:szCs w:val="16"/>
+              </w:rPr>
+              <w:t xml:space="preserve">Feature</w:t>
+            </w:r>
+          </w:p>
+        </w:tc>
+        <w:tc>
+          <w:tcPr>
+            <w:tcW w:type="dxa" w:w="3600"/>
+            <w:shd w:fill="102A43" w:color="auto" w:val="clear"/>
+            <w:tcMar>
+              <w:top w:type="dxa" w:w="80"/>
+              <w:left w:type="dxa" w:w="120"/>
+              <w:bottom w:type="dxa" w:w="80"/>
+              <w:right w:type="dxa" w:w="120"/>
+            </w:tcMar>
+          </w:tcPr>
+          <w:p>
+            <w:pPr>
+              <w:spacing w:after="0" w:line="250"/>
+            </w:pPr>
+            <w:r>
+              <w:rPr>
+                <w:rFonts w:ascii="Calibri" w:cs="Calibri" w:eastAsia="Calibri" w:hAnsi="Calibri"/>
+                <w:b/>
+                <w:bCs/>
+                <w:caps/>
+                <w:color w:val="FFFFFF"/>
+                <w:spacing w:val="20"/>
+                <w:sz w:val="16"/>
+                <w:szCs w:val="16"/>
+              </w:rPr>
+              <w:t xml:space="preserve">The punchy version</w:t>
+            </w:r>
+          </w:p>
+        </w:tc>
+        <w:tc>
+          <w:tcPr>
+            <w:tcW w:type="dxa" w:w="3460"/>
+            <w:shd w:fill="102A43" w:color="auto" w:val="clear"/>
+            <w:tcMar>
+              <w:top w:type="dxa" w:w="80"/>
+              <w:left w:type="dxa" w:w="120"/>
+              <w:bottom w:type="dxa" w:w="80"/>
+              <w:right w:type="dxa" w:w="120"/>
+            </w:tcMar>
+          </w:tcPr>
+          <w:p>
+            <w:pPr>
+              <w:spacing w:after="0" w:line="250"/>
+            </w:pPr>
+            <w:r>
+              <w:rPr>
+                <w:rFonts w:ascii="Calibri" w:cs="Calibri" w:eastAsia="Calibri" w:hAnsi="Calibri"/>
+                <w:b/>
+                <w:bCs/>
+                <w:caps/>
+                <w:color w:val="FFFFFF"/>
+                <w:spacing w:val="20"/>
+                <w:sz w:val="16"/>
+                <w:szCs w:val="16"/>
+              </w:rPr>
+              <w:t xml:space="preserve">Why it persuades</w:t>
+            </w:r>
+          </w:p>
+        </w:tc>
+      </w:tr>
+      <w:tr>
+        <w:tc>
+          <w:tcPr>
+            <w:tcW w:type="dxa" w:w="2300"/>
+            <w:tcMar>
+              <w:top w:type="dxa" w:w="80"/>
+              <w:left w:type="dxa" w:w="120"/>
+              <w:bottom w:type="dxa" w:w="80"/>
+              <w:right w:type="dxa" w:w="120"/>
+            </w:tcMar>
+          </w:tcPr>
+          <w:p>
+            <w:pPr>
+              <w:spacing w:after="0" w:line="250"/>
+            </w:pPr>
+            <w:r>
+              <w:rPr>
+                <w:rFonts w:ascii="Calibri" w:cs="Calibri" w:eastAsia="Calibri" w:hAnsi="Calibri"/>
+                <w:b/>
+                <w:bCs/>
+                <w:color w:val="1A1A1A"/>
+                <w:sz w:val="19"/>
+                <w:szCs w:val="19"/>
+              </w:rPr>
+              <w:t xml:space="preserve">Movement Opportunity Engine</w:t>
+            </w:r>
+          </w:p>
+        </w:tc>
+        <w:tc>
+          <w:tcPr>
+            <w:tcW w:type="dxa" w:w="3600"/>
+            <w:tcMar>
+              <w:top w:type="dxa" w:w="80"/>
+              <w:left w:type="dxa" w:w="120"/>
+              <w:bottom w:type="dxa" w:w="80"/>
+              <w:right w:type="dxa" w:w="120"/>
+            </w:tcMar>
+          </w:tcPr>
+          <w:p>
+            <w:pPr>
+              <w:spacing w:after="0" w:line="250"/>
+            </w:pPr>
+            <w:r>
+              <w:rPr>
+                <w:rFonts w:ascii="Calibri" w:cs="Calibri" w:eastAsia="Calibri" w:hAnsi="Calibri"/>
+                <w:b w:val="false"/>
+                <w:bCs w:val="false"/>
+                <w:color w:val="1A1A1A"/>
+                <w:sz w:val="19"/>
+                <w:szCs w:val="19"/>
+              </w:rPr>
+              <w:t xml:space="preserve">Nine questions before it says a word. Seventeen recognised contexts.</w:t>
+            </w:r>
+          </w:p>
+        </w:tc>
+        <w:tc>
+          <w:tcPr>
+            <w:tcW w:type="dxa" w:w="3460"/>
+            <w:tcMar>
+              <w:top w:type="dxa" w:w="80"/>
+              <w:left w:type="dxa" w:w="120"/>
+              <w:bottom w:type="dxa" w:w="80"/>
+              <w:right w:type="dxa" w:w="120"/>
+            </w:tcMar>
+          </w:tcPr>
+          <w:p>
+            <w:pPr>
+              <w:spacing w:after="0" w:line="250"/>
+            </w:pPr>
+            <w:r>
+              <w:rPr>
+                <w:rFonts w:ascii="Calibri" w:cs="Calibri" w:eastAsia="Calibri" w:hAnsi="Calibri"/>
+                <w:b w:val="false"/>
+                <w:bCs w:val="false"/>
+                <w:color w:val="1A1A1A"/>
+                <w:sz w:val="19"/>
+                <w:szCs w:val="19"/>
+              </w:rPr>
+              <w:t xml:space="preserve">No reminder app can answer any of them. This is the invention.</w:t>
+            </w:r>
+          </w:p>
+        </w:tc>
+      </w:tr>
+      <w:tr>
+        <w:tc>
+          <w:tcPr>
+            <w:tcW w:type="dxa" w:w="2300"/>
+            <w:shd w:fill="F8FBFA" w:color="auto" w:val="clear"/>
+            <w:tcMar>
+              <w:top w:type="dxa" w:w="80"/>
+              <w:left w:type="dxa" w:w="120"/>
+              <w:bottom w:type="dxa" w:w="80"/>
+              <w:right w:type="dxa" w:w="120"/>
+            </w:tcMar>
+          </w:tcPr>
+          <w:p>
+            <w:pPr>
+              <w:spacing w:after="0" w:line="250"/>
+            </w:pPr>
+            <w:r>
+              <w:rPr>
+                <w:rFonts w:ascii="Calibri" w:cs="Calibri" w:eastAsia="Calibri" w:hAnsi="Calibri"/>
+                <w:b/>
+                <w:bCs/>
+                <w:color w:val="1A1A1A"/>
+                <w:sz w:val="19"/>
+                <w:szCs w:val="19"/>
+              </w:rPr>
+              <w:t xml:space="preserve">The Opportunity Score</w:t>
+            </w:r>
+          </w:p>
+        </w:tc>
+        <w:tc>
+          <w:tcPr>
+            <w:tcW w:type="dxa" w:w="3600"/>
+            <w:shd w:fill="F8FBFA" w:color="auto" w:val="clear"/>
+            <w:tcMar>
+              <w:top w:type="dxa" w:w="80"/>
+              <w:left w:type="dxa" w:w="120"/>
+              <w:bottom w:type="dxa" w:w="80"/>
+              <w:right w:type="dxa" w:w="120"/>
+            </w:tcMar>
+          </w:tcPr>
+          <w:p>
+            <w:pPr>
+              <w:spacing w:after="0" w:line="250"/>
+            </w:pPr>
+            <w:r>
+              <w:rPr>
+                <w:rFonts w:ascii="Calibri" w:cs="Calibri" w:eastAsia="Calibri" w:hAnsi="Calibri"/>
+                <w:b w:val="false"/>
+                <w:bCs w:val="false"/>
+                <w:color w:val="1A1A1A"/>
+                <w:sz w:val="19"/>
+                <w:szCs w:val="19"/>
+              </w:rPr>
+              <w:t xml:space="preserve">Seven factors multiplied, three penalties subtracted. Safety can zero the whole thing.</w:t>
+            </w:r>
+          </w:p>
+        </w:tc>
+        <w:tc>
+          <w:tcPr>
+            <w:tcW w:type="dxa" w:w="3460"/>
+            <w:shd w:fill="F8FBFA" w:color="auto" w:val="clear"/>
+            <w:tcMar>
+              <w:top w:type="dxa" w:w="80"/>
+              <w:left w:type="dxa" w:w="120"/>
+              <w:bottom w:type="dxa" w:w="80"/>
+              <w:right w:type="dxa" w:w="120"/>
+            </w:tcMar>
+          </w:tcPr>
+          <w:p>
+            <w:pPr>
+              <w:spacing w:after="0" w:line="250"/>
+            </w:pPr>
+            <w:r>
+              <w:rPr>
+                <w:rFonts w:ascii="Calibri" w:cs="Calibri" w:eastAsia="Calibri" w:hAnsi="Calibri"/>
+                <w:b w:val="false"/>
+                <w:bCs w:val="false"/>
+                <w:color w:val="1A1A1A"/>
+                <w:sz w:val="19"/>
+                <w:szCs w:val="19"/>
+              </w:rPr>
+              <w:t xml:space="preserve">Turns "smart" from a claim into arithmetic anybody can picture.</w:t>
+            </w:r>
+          </w:p>
+        </w:tc>
+      </w:tr>
+      <w:tr>
+        <w:tc>
+          <w:tcPr>
+            <w:tcW w:type="dxa" w:w="2300"/>
+            <w:tcMar>
+              <w:top w:type="dxa" w:w="80"/>
+              <w:left w:type="dxa" w:w="120"/>
+              <w:bottom w:type="dxa" w:w="80"/>
+              <w:right w:type="dxa" w:w="120"/>
+            </w:tcMar>
+          </w:tcPr>
+          <w:p>
+            <w:pPr>
+              <w:spacing w:after="0" w:line="250"/>
+            </w:pPr>
+            <w:r>
+              <w:rPr>
+                <w:rFonts w:ascii="Calibri" w:cs="Calibri" w:eastAsia="Calibri" w:hAnsi="Calibri"/>
+                <w:b/>
+                <w:bCs/>
+                <w:color w:val="1A1A1A"/>
+                <w:sz w:val="19"/>
+                <w:szCs w:val="19"/>
+              </w:rPr>
+              <w:t xml:space="preserve">Measured silence</w:t>
+            </w:r>
+          </w:p>
+        </w:tc>
+        <w:tc>
+          <w:tcPr>
+            <w:tcW w:type="dxa" w:w="3600"/>
+            <w:tcMar>
+              <w:top w:type="dxa" w:w="80"/>
+              <w:left w:type="dxa" w:w="120"/>
+              <w:bottom w:type="dxa" w:w="80"/>
+              <w:right w:type="dxa" w:w="120"/>
+            </w:tcMar>
+          </w:tcPr>
+          <w:p>
+            <w:pPr>
+              <w:spacing w:after="0" w:line="250"/>
+            </w:pPr>
+            <w:r>
+              <w:rPr>
+                <w:rFonts w:ascii="Calibri" w:cs="Calibri" w:eastAsia="Calibri" w:hAnsi="Calibri"/>
+                <w:b w:val="false"/>
+                <w:bCs w:val="false"/>
+                <w:color w:val="1A1A1A"/>
+                <w:sz w:val="19"/>
+                <w:szCs w:val="19"/>
+              </w:rPr>
+              <w:t xml:space="preserve">A prompt fired when you cannot move is logged as a defect, not a delivery.</w:t>
+            </w:r>
+          </w:p>
+        </w:tc>
+        <w:tc>
+          <w:tcPr>
+            <w:tcW w:type="dxa" w:w="3460"/>
+            <w:tcMar>
+              <w:top w:type="dxa" w:w="80"/>
+              <w:left w:type="dxa" w:w="120"/>
+              <w:bottom w:type="dxa" w:w="80"/>
+              <w:right w:type="dxa" w:w="120"/>
+            </w:tcMar>
+          </w:tcPr>
+          <w:p>
+            <w:pPr>
+              <w:spacing w:after="0" w:line="250"/>
+            </w:pPr>
+            <w:r>
+              <w:rPr>
+                <w:rFonts w:ascii="Calibri" w:cs="Calibri" w:eastAsia="Calibri" w:hAnsi="Calibri"/>
+                <w:b w:val="false"/>
+                <w:bCs w:val="false"/>
+                <w:color w:val="1A1A1A"/>
+                <w:sz w:val="19"/>
+                <w:szCs w:val="19"/>
+              </w:rPr>
+              <w:t xml:space="preserve">Every competitor optimises for more notifications. This one brags about fewer.</w:t>
+            </w:r>
+          </w:p>
+        </w:tc>
+      </w:tr>
+      <w:tr>
+        <w:tc>
+          <w:tcPr>
+            <w:tcW w:type="dxa" w:w="2300"/>
+            <w:shd w:fill="F8FBFA" w:color="auto" w:val="clear"/>
+            <w:tcMar>
+              <w:top w:type="dxa" w:w="80"/>
+              <w:left w:type="dxa" w:w="120"/>
+              <w:bottom w:type="dxa" w:w="80"/>
+              <w:right w:type="dxa" w:w="120"/>
+            </w:tcMar>
+          </w:tcPr>
+          <w:p>
+            <w:pPr>
+              <w:spacing w:after="0" w:line="250"/>
+            </w:pPr>
+            <w:r>
+              <w:rPr>
+                <w:rFonts w:ascii="Calibri" w:cs="Calibri" w:eastAsia="Calibri" w:hAnsi="Calibri"/>
+                <w:b/>
+                <w:bCs/>
+                <w:color w:val="1A1A1A"/>
+                <w:sz w:val="19"/>
+                <w:szCs w:val="19"/>
+              </w:rPr>
+              <w:t xml:space="preserve">The sedentary timeline</w:t>
+            </w:r>
+          </w:p>
+        </w:tc>
+        <w:tc>
+          <w:tcPr>
+            <w:tcW w:type="dxa" w:w="3600"/>
+            <w:shd w:fill="F8FBFA" w:color="auto" w:val="clear"/>
+            <w:tcMar>
+              <w:top w:type="dxa" w:w="80"/>
+              <w:left w:type="dxa" w:w="120"/>
+              <w:bottom w:type="dxa" w:w="80"/>
+              <w:right w:type="dxa" w:w="120"/>
+            </w:tcMar>
+          </w:tcPr>
+          <w:p>
+            <w:pPr>
+              <w:spacing w:after="0" w:line="250"/>
+            </w:pPr>
+            <w:r>
+              <w:rPr>
+                <w:rFonts w:ascii="Calibri" w:cs="Calibri" w:eastAsia="Calibri" w:hAnsi="Calibri"/>
+                <w:b w:val="false"/>
+                <w:bCs w:val="false"/>
+                <w:color w:val="1A1A1A"/>
+                <w:sz w:val="19"/>
+                <w:szCs w:val="19"/>
+              </w:rPr>
+              <w:t xml:space="preserve">Your working day as a map, with the gaps already found.</w:t>
+            </w:r>
+          </w:p>
+        </w:tc>
+        <w:tc>
+          <w:tcPr>
+            <w:tcW w:type="dxa" w:w="3460"/>
+            <w:shd w:fill="F8FBFA" w:color="auto" w:val="clear"/>
+            <w:tcMar>
+              <w:top w:type="dxa" w:w="80"/>
+              <w:left w:type="dxa" w:w="120"/>
+              <w:bottom w:type="dxa" w:w="80"/>
+              <w:right w:type="dxa" w:w="120"/>
+            </w:tcMar>
+          </w:tcPr>
+          <w:p>
+            <w:pPr>
+              <w:spacing w:after="0" w:line="250"/>
+            </w:pPr>
+            <w:r>
+              <w:rPr>
+                <w:rFonts w:ascii="Calibri" w:cs="Calibri" w:eastAsia="Calibri" w:hAnsi="Calibri"/>
+                <w:b w:val="false"/>
+                <w:bCs w:val="false"/>
+                <w:color w:val="1A1A1A"/>
+                <w:sz w:val="19"/>
+                <w:szCs w:val="19"/>
+              </w:rPr>
+              <w:t xml:space="preserve">The screen that makes somebody say "oh, I do have time".</w:t>
+            </w:r>
+          </w:p>
+        </w:tc>
+      </w:tr>
+      <w:tr>
+        <w:tc>
+          <w:tcPr>
+            <w:tcW w:type="dxa" w:w="2300"/>
+            <w:tcMar>
+              <w:top w:type="dxa" w:w="80"/>
+              <w:left w:type="dxa" w:w="120"/>
+              <w:bottom w:type="dxa" w:w="80"/>
+              <w:right w:type="dxa" w:w="120"/>
+            </w:tcMar>
+          </w:tcPr>
+          <w:p>
+            <w:pPr>
+              <w:spacing w:after="0" w:line="250"/>
+            </w:pPr>
+            <w:r>
+              <w:rPr>
+                <w:rFonts w:ascii="Calibri" w:cs="Calibri" w:eastAsia="Calibri" w:hAnsi="Calibri"/>
+                <w:b/>
+                <w:bCs/>
+                <w:color w:val="1A1A1A"/>
+                <w:sz w:val="19"/>
+                <w:szCs w:val="19"/>
+              </w:rPr>
+              <w:t xml:space="preserve">MOVA reason trace</w:t>
+            </w:r>
+          </w:p>
+        </w:tc>
+        <w:tc>
+          <w:tcPr>
+            <w:tcW w:type="dxa" w:w="3600"/>
+            <w:tcMar>
+              <w:top w:type="dxa" w:w="80"/>
+              <w:left w:type="dxa" w:w="120"/>
+              <w:bottom w:type="dxa" w:w="80"/>
+              <w:right w:type="dxa" w:w="120"/>
+            </w:tcMar>
+          </w:tcPr>
+          <w:p>
+            <w:pPr>
+              <w:spacing w:after="0" w:line="250"/>
+            </w:pPr>
+            <w:r>
+              <w:rPr>
+                <w:rFonts w:ascii="Calibri" w:cs="Calibri" w:eastAsia="Calibri" w:hAnsi="Calibri"/>
+                <w:b w:val="false"/>
+                <w:bCs w:val="false"/>
+                <w:color w:val="1A1A1A"/>
+                <w:sz w:val="19"/>
+                <w:szCs w:val="19"/>
+              </w:rPr>
+              <w:t xml:space="preserve">Every suggestion explains what triggered it and why this one.</w:t>
+            </w:r>
+          </w:p>
+        </w:tc>
+        <w:tc>
+          <w:tcPr>
+            <w:tcW w:type="dxa" w:w="3460"/>
+            <w:tcMar>
+              <w:top w:type="dxa" w:w="80"/>
+              <w:left w:type="dxa" w:w="120"/>
+              <w:bottom w:type="dxa" w:w="80"/>
+              <w:right w:type="dxa" w:w="120"/>
+            </w:tcMar>
+          </w:tcPr>
+          <w:p>
+            <w:pPr>
+              <w:spacing w:after="0" w:line="250"/>
+            </w:pPr>
+            <w:r>
+              <w:rPr>
+                <w:rFonts w:ascii="Calibri" w:cs="Calibri" w:eastAsia="Calibri" w:hAnsi="Calibri"/>
+                <w:b w:val="false"/>
+                <w:bCs w:val="false"/>
+                <w:color w:val="1A1A1A"/>
+                <w:sz w:val="19"/>
+                <w:szCs w:val="19"/>
+              </w:rPr>
+              <w:t xml:space="preserve">If the trace cannot be built, nothing is shown. Trust as a precondition.</w:t>
+            </w:r>
+          </w:p>
+        </w:tc>
+      </w:tr>
+      <w:tr>
+        <w:tc>
+          <w:tcPr>
+            <w:tcW w:type="dxa" w:w="2300"/>
+            <w:shd w:fill="F8FBFA" w:color="auto" w:val="clear"/>
+            <w:tcMar>
+              <w:top w:type="dxa" w:w="80"/>
+              <w:left w:type="dxa" w:w="120"/>
+              <w:bottom w:type="dxa" w:w="80"/>
+              <w:right w:type="dxa" w:w="120"/>
+            </w:tcMar>
+          </w:tcPr>
+          <w:p>
+            <w:pPr>
+              <w:spacing w:after="0" w:line="250"/>
+            </w:pPr>
+            <w:r>
+              <w:rPr>
+                <w:rFonts w:ascii="Calibri" w:cs="Calibri" w:eastAsia="Calibri" w:hAnsi="Calibri"/>
+                <w:b/>
+                <w:bCs/>
+                <w:color w:val="1A1A1A"/>
+                <w:sz w:val="19"/>
+                <w:szCs w:val="19"/>
+              </w:rPr>
+              <w:t xml:space="preserve">MOVA shows rejections</w:t>
+            </w:r>
+          </w:p>
+        </w:tc>
+        <w:tc>
+          <w:tcPr>
+            <w:tcW w:type="dxa" w:w="3600"/>
+            <w:shd w:fill="F8FBFA" w:color="auto" w:val="clear"/>
+            <w:tcMar>
+              <w:top w:type="dxa" w:w="80"/>
+              <w:left w:type="dxa" w:w="120"/>
+              <w:bottom w:type="dxa" w:w="80"/>
+              <w:right w:type="dxa" w:w="120"/>
+            </w:tcMar>
+          </w:tcPr>
+          <w:p>
+            <w:pPr>
+              <w:spacing w:after="0" w:line="250"/>
+            </w:pPr>
+            <w:r>
+              <w:rPr>
+                <w:rFonts w:ascii="Calibri" w:cs="Calibri" w:eastAsia="Calibri" w:hAnsi="Calibri"/>
+                <w:b w:val="false"/>
+                <w:bCs w:val="false"/>
+                <w:color w:val="1A1A1A"/>
+                <w:sz w:val="19"/>
+                <w:szCs w:val="19"/>
+              </w:rPr>
+              <w:t xml:space="preserve">It tells you what it ruled out — and why.</w:t>
+            </w:r>
+          </w:p>
+        </w:tc>
+        <w:tc>
+          <w:tcPr>
+            <w:tcW w:type="dxa" w:w="3460"/>
+            <w:shd w:fill="F8FBFA" w:color="auto" w:val="clear"/>
+            <w:tcMar>
+              <w:top w:type="dxa" w:w="80"/>
+              <w:left w:type="dxa" w:w="120"/>
+              <w:bottom w:type="dxa" w:w="80"/>
+              <w:right w:type="dxa" w:w="120"/>
+            </w:tcMar>
+          </w:tcPr>
+          <w:p>
+            <w:pPr>
+              <w:spacing w:after="0" w:line="250"/>
+            </w:pPr>
+            <w:r>
+              <w:rPr>
+                <w:rFonts w:ascii="Calibri" w:cs="Calibri" w:eastAsia="Calibri" w:hAnsi="Calibri"/>
+                <w:b w:val="false"/>
+                <w:bCs w:val="false"/>
+                <w:color w:val="1A1A1A"/>
+                <w:sz w:val="19"/>
+                <w:szCs w:val="19"/>
+              </w:rPr>
+              <w:t xml:space="preserve">A recommendation only means something next to the options it beat.</w:t>
+            </w:r>
+          </w:p>
+        </w:tc>
+      </w:tr>
+      <w:tr>
+        <w:tc>
+          <w:tcPr>
+            <w:tcW w:type="dxa" w:w="2300"/>
+            <w:tcMar>
+              <w:top w:type="dxa" w:w="80"/>
+              <w:left w:type="dxa" w:w="120"/>
+              <w:bottom w:type="dxa" w:w="80"/>
+              <w:right w:type="dxa" w:w="120"/>
+            </w:tcMar>
+          </w:tcPr>
+          <w:p>
+            <w:pPr>
+              <w:spacing w:after="0" w:line="250"/>
+            </w:pPr>
+            <w:r>
+              <w:rPr>
+                <w:rFonts w:ascii="Calibri" w:cs="Calibri" w:eastAsia="Calibri" w:hAnsi="Calibri"/>
+                <w:b/>
+                <w:bCs/>
+                <w:color w:val="1A1A1A"/>
+                <w:sz w:val="19"/>
+                <w:szCs w:val="19"/>
+              </w:rPr>
+              <w:t xml:space="preserve">Four presence levels</w:t>
+            </w:r>
+          </w:p>
+        </w:tc>
+        <w:tc>
+          <w:tcPr>
+            <w:tcW w:type="dxa" w:w="3600"/>
+            <w:tcMar>
+              <w:top w:type="dxa" w:w="80"/>
+              <w:left w:type="dxa" w:w="120"/>
+              <w:bottom w:type="dxa" w:w="80"/>
+              <w:right w:type="dxa" w:w="120"/>
+            </w:tcMar>
+          </w:tcPr>
+          <w:p>
+            <w:pPr>
+              <w:spacing w:after="0" w:line="250"/>
+            </w:pPr>
+            <w:r>
+              <w:rPr>
+                <w:rFonts w:ascii="Calibri" w:cs="Calibri" w:eastAsia="Calibri" w:hAnsi="Calibri"/>
+                <w:b w:val="false"/>
+                <w:bCs w:val="false"/>
+                <w:color w:val="1A1A1A"/>
+                <w:sz w:val="19"/>
+                <w:szCs w:val="19"/>
+              </w:rPr>
+              <w:t xml:space="preserve">Turn the coach off and lose zero features.</w:t>
+            </w:r>
+          </w:p>
+        </w:tc>
+        <w:tc>
+          <w:tcPr>
+            <w:tcW w:type="dxa" w:w="3460"/>
+            <w:tcMar>
+              <w:top w:type="dxa" w:w="80"/>
+              <w:left w:type="dxa" w:w="120"/>
+              <w:bottom w:type="dxa" w:w="80"/>
+              <w:right w:type="dxa" w:w="120"/>
+            </w:tcMar>
+          </w:tcPr>
+          <w:p>
+            <w:pPr>
+              <w:spacing w:after="0" w:line="250"/>
+            </w:pPr>
+            <w:r>
+              <w:rPr>
+                <w:rFonts w:ascii="Calibri" w:cs="Calibri" w:eastAsia="Calibri" w:hAnsi="Calibri"/>
+                <w:b w:val="false"/>
+                <w:bCs w:val="false"/>
+                <w:color w:val="1A1A1A"/>
+                <w:sz w:val="19"/>
+                <w:szCs w:val="19"/>
+              </w:rPr>
+              <w:t xml:space="preserve">In a category built on nagging, an off switch that costs nothing is rare.</w:t>
+            </w:r>
+          </w:p>
+        </w:tc>
+      </w:tr>
+      <w:tr>
+        <w:tc>
+          <w:tcPr>
+            <w:tcW w:type="dxa" w:w="2300"/>
+            <w:shd w:fill="F8FBFA" w:color="auto" w:val="clear"/>
+            <w:tcMar>
+              <w:top w:type="dxa" w:w="80"/>
+              <w:left w:type="dxa" w:w="120"/>
+              <w:bottom w:type="dxa" w:w="80"/>
+              <w:right w:type="dxa" w:w="120"/>
+            </w:tcMar>
+          </w:tcPr>
+          <w:p>
+            <w:pPr>
+              <w:spacing w:after="0" w:line="250"/>
+            </w:pPr>
+            <w:r>
+              <w:rPr>
+                <w:rFonts w:ascii="Calibri" w:cs="Calibri" w:eastAsia="Calibri" w:hAnsi="Calibri"/>
+                <w:b/>
+                <w:bCs/>
+                <w:color w:val="1A1A1A"/>
+                <w:sz w:val="19"/>
+                <w:szCs w:val="19"/>
+              </w:rPr>
+              <w:t xml:space="preserve">FoodLens 360°</w:t>
+            </w:r>
+          </w:p>
+        </w:tc>
+        <w:tc>
+          <w:tcPr>
+            <w:tcW w:type="dxa" w:w="3600"/>
+            <w:shd w:fill="F8FBFA" w:color="auto" w:val="clear"/>
+            <w:tcMar>
+              <w:top w:type="dxa" w:w="80"/>
+              <w:left w:type="dxa" w:w="120"/>
+              <w:bottom w:type="dxa" w:w="80"/>
+              <w:right w:type="dxa" w:w="120"/>
+            </w:tcMar>
+          </w:tcPr>
+          <w:p>
+            <w:pPr>
+              <w:spacing w:after="0" w:line="250"/>
+            </w:pPr>
+            <w:r>
+              <w:rPr>
+                <w:rFonts w:ascii="Calibri" w:cs="Calibri" w:eastAsia="Calibri" w:hAnsi="Calibri"/>
+                <w:b w:val="false"/>
+                <w:bCs w:val="false"/>
+                <w:color w:val="1A1A1A"/>
+                <w:sz w:val="19"/>
+                <w:szCs w:val="19"/>
+              </w:rPr>
+              <w:t xml:space="preserve">Photograph a meal, get a range with its evidence — not an invented number.</w:t>
+            </w:r>
+          </w:p>
+        </w:tc>
+        <w:tc>
+          <w:tcPr>
+            <w:tcW w:type="dxa" w:w="3460"/>
+            <w:shd w:fill="F8FBFA" w:color="auto" w:val="clear"/>
+            <w:tcMar>
+              <w:top w:type="dxa" w:w="80"/>
+              <w:left w:type="dxa" w:w="120"/>
+              <w:bottom w:type="dxa" w:w="80"/>
+              <w:right w:type="dxa" w:w="120"/>
+            </w:tcMar>
+          </w:tcPr>
+          <w:p>
+            <w:pPr>
+              <w:spacing w:after="0" w:line="250"/>
+            </w:pPr>
+            <w:r>
+              <w:rPr>
+                <w:rFonts w:ascii="Calibri" w:cs="Calibri" w:eastAsia="Calibri" w:hAnsi="Calibri"/>
+                <w:b w:val="false"/>
+                <w:bCs w:val="false"/>
+                <w:color w:val="1A1A1A"/>
+                <w:sz w:val="19"/>
+                <w:szCs w:val="19"/>
+              </w:rPr>
+              <w:t xml:space="preserve">Everyone else fakes precision. This is the honest one.</w:t>
+            </w:r>
+          </w:p>
+        </w:tc>
+      </w:tr>
+      <w:tr>
+        <w:tc>
+          <w:tcPr>
+            <w:tcW w:type="dxa" w:w="2300"/>
+            <w:tcMar>
+              <w:top w:type="dxa" w:w="80"/>
+              <w:left w:type="dxa" w:w="120"/>
+              <w:bottom w:type="dxa" w:w="80"/>
+              <w:right w:type="dxa" w:w="120"/>
+            </w:tcMar>
+          </w:tcPr>
+          <w:p>
+            <w:pPr>
+              <w:spacing w:after="0" w:line="250"/>
+            </w:pPr>
+            <w:r>
+              <w:rPr>
+                <w:rFonts w:ascii="Calibri" w:cs="Calibri" w:eastAsia="Calibri" w:hAnsi="Calibri"/>
+                <w:b/>
+                <w:bCs/>
+                <w:color w:val="1A1A1A"/>
+                <w:sz w:val="19"/>
+                <w:szCs w:val="19"/>
+              </w:rPr>
+              <w:t xml:space="preserve">Six capture checks</w:t>
+            </w:r>
+          </w:p>
+        </w:tc>
+        <w:tc>
+          <w:tcPr>
+            <w:tcW w:type="dxa" w:w="3600"/>
+            <w:tcMar>
+              <w:top w:type="dxa" w:w="80"/>
+              <w:left w:type="dxa" w:w="120"/>
+              <w:bottom w:type="dxa" w:w="80"/>
+              <w:right w:type="dxa" w:w="120"/>
+            </w:tcMar>
+          </w:tcPr>
+          <w:p>
+            <w:pPr>
+              <w:spacing w:after="0" w:line="250"/>
+            </w:pPr>
+            <w:r>
+              <w:rPr>
+                <w:rFonts w:ascii="Calibri" w:cs="Calibri" w:eastAsia="Calibri" w:hAnsi="Calibri"/>
+                <w:b w:val="false"/>
+                <w:bCs w:val="false"/>
+                <w:color w:val="1A1A1A"/>
+                <w:sz w:val="19"/>
+                <w:szCs w:val="19"/>
+              </w:rPr>
+              <w:t xml:space="preserve">Plate, lighting, borders, barcode, second angle, something for scale.</w:t>
+            </w:r>
+          </w:p>
+        </w:tc>
+        <w:tc>
+          <w:tcPr>
+            <w:tcW w:type="dxa" w:w="3460"/>
+            <w:tcMar>
+              <w:top w:type="dxa" w:w="80"/>
+              <w:left w:type="dxa" w:w="120"/>
+              <w:bottom w:type="dxa" w:w="80"/>
+              <w:right w:type="dxa" w:w="120"/>
+            </w:tcMar>
+          </w:tcPr>
+          <w:p>
+            <w:pPr>
+              <w:spacing w:after="0" w:line="250"/>
+            </w:pPr>
+            <w:r>
+              <w:rPr>
+                <w:rFonts w:ascii="Calibri" w:cs="Calibri" w:eastAsia="Calibri" w:hAnsi="Calibri"/>
+                <w:b w:val="false"/>
+                <w:bCs w:val="false"/>
+                <w:color w:val="1A1A1A"/>
+                <w:sz w:val="19"/>
+                <w:szCs w:val="19"/>
+              </w:rPr>
+              <w:t xml:space="preserve">It asks rather than guessing. Visible competence.</w:t>
+            </w:r>
+          </w:p>
+        </w:tc>
+      </w:tr>
+      <w:tr>
+        <w:tc>
+          <w:tcPr>
+            <w:tcW w:type="dxa" w:w="2300"/>
+            <w:shd w:fill="F8FBFA" w:color="auto" w:val="clear"/>
+            <w:tcMar>
+              <w:top w:type="dxa" w:w="80"/>
+              <w:left w:type="dxa" w:w="120"/>
+              <w:bottom w:type="dxa" w:w="80"/>
+              <w:right w:type="dxa" w:w="120"/>
+            </w:tcMar>
+          </w:tcPr>
+          <w:p>
+            <w:pPr>
+              <w:spacing w:after="0" w:line="250"/>
+            </w:pPr>
+            <w:r>
+              <w:rPr>
+                <w:rFonts w:ascii="Calibri" w:cs="Calibri" w:eastAsia="Calibri" w:hAnsi="Calibri"/>
+                <w:b/>
+                <w:bCs/>
+                <w:color w:val="1A1A1A"/>
+                <w:sz w:val="19"/>
+                <w:szCs w:val="19"/>
+              </w:rPr>
+              <w:t xml:space="preserve">BodyCommand</w:t>
+            </w:r>
+          </w:p>
+        </w:tc>
+        <w:tc>
+          <w:tcPr>
+            <w:tcW w:type="dxa" w:w="3600"/>
+            <w:shd w:fill="F8FBFA" w:color="auto" w:val="clear"/>
+            <w:tcMar>
+              <w:top w:type="dxa" w:w="80"/>
+              <w:left w:type="dxa" w:w="120"/>
+              <w:bottom w:type="dxa" w:w="80"/>
+              <w:right w:type="dxa" w:w="120"/>
+            </w:tcMar>
+          </w:tcPr>
+          <w:p>
+            <w:pPr>
+              <w:spacing w:after="0" w:line="250"/>
+            </w:pPr>
+            <w:r>
+              <w:rPr>
+                <w:rFonts w:ascii="Calibri" w:cs="Calibri" w:eastAsia="Calibri" w:hAnsi="Calibri"/>
+                <w:b w:val="false"/>
+                <w:bCs w:val="false"/>
+                <w:color w:val="1A1A1A"/>
+                <w:sz w:val="19"/>
+                <w:szCs w:val="19"/>
+              </w:rPr>
+              <w:t xml:space="preserve">Weight and waist read as a direction, never as a verdict.</w:t>
+            </w:r>
+          </w:p>
+        </w:tc>
+        <w:tc>
+          <w:tcPr>
+            <w:tcW w:type="dxa" w:w="3460"/>
+            <w:shd w:fill="F8FBFA" w:color="auto" w:val="clear"/>
+            <w:tcMar>
+              <w:top w:type="dxa" w:w="80"/>
+              <w:left w:type="dxa" w:w="120"/>
+              <w:bottom w:type="dxa" w:w="80"/>
+              <w:right w:type="dxa" w:w="120"/>
+            </w:tcMar>
+          </w:tcPr>
+          <w:p>
+            <w:pPr>
+              <w:spacing w:after="0" w:line="250"/>
+            </w:pPr>
+            <w:r>
+              <w:rPr>
+                <w:rFonts w:ascii="Calibri" w:cs="Calibri" w:eastAsia="Calibri" w:hAnsi="Calibri"/>
+                <w:b w:val="false"/>
+                <w:bCs w:val="false"/>
+                <w:color w:val="1A1A1A"/>
+                <w:sz w:val="19"/>
+                <w:szCs w:val="19"/>
+              </w:rPr>
+              <w:t xml:space="preserve">Sells to people an app has made feel bad before.</w:t>
+            </w:r>
+          </w:p>
+        </w:tc>
+      </w:tr>
+      <w:tr>
+        <w:tc>
+          <w:tcPr>
+            <w:tcW w:type="dxa" w:w="2300"/>
+            <w:tcMar>
+              <w:top w:type="dxa" w:w="80"/>
+              <w:left w:type="dxa" w:w="120"/>
+              <w:bottom w:type="dxa" w:w="80"/>
+              <w:right w:type="dxa" w:w="120"/>
+            </w:tcMar>
+          </w:tcPr>
+          <w:p>
+            <w:pPr>
+              <w:spacing w:after="0" w:line="250"/>
+            </w:pPr>
+            <w:r>
+              <w:rPr>
+                <w:rFonts w:ascii="Calibri" w:cs="Calibri" w:eastAsia="Calibri" w:hAnsi="Calibri"/>
+                <w:b/>
+                <w:bCs/>
+                <w:color w:val="1A1A1A"/>
+                <w:sz w:val="19"/>
+                <w:szCs w:val="19"/>
+              </w:rPr>
+              <w:t xml:space="preserve">Six age modes</w:t>
+            </w:r>
+          </w:p>
+        </w:tc>
+        <w:tc>
+          <w:tcPr>
+            <w:tcW w:type="dxa" w:w="3600"/>
+            <w:tcMar>
+              <w:top w:type="dxa" w:w="80"/>
+              <w:left w:type="dxa" w:w="120"/>
+              <w:bottom w:type="dxa" w:w="80"/>
+              <w:right w:type="dxa" w:w="120"/>
+            </w:tcMar>
+          </w:tcPr>
+          <w:p>
+            <w:pPr>
+              <w:spacing w:after="0" w:line="250"/>
+            </w:pPr>
+            <w:r>
+              <w:rPr>
+                <w:rFonts w:ascii="Calibri" w:cs="Calibri" w:eastAsia="Calibri" w:hAnsi="Calibri"/>
+                <w:b w:val="false"/>
+                <w:bCs w:val="false"/>
+                <w:color w:val="1A1A1A"/>
+                <w:sz w:val="19"/>
+                <w:szCs w:val="19"/>
+              </w:rPr>
+              <w:t xml:space="preserve">One engine, six sets of rules about what it may say.</w:t>
+            </w:r>
+          </w:p>
+        </w:tc>
+        <w:tc>
+          <w:tcPr>
+            <w:tcW w:type="dxa" w:w="3460"/>
+            <w:tcMar>
+              <w:top w:type="dxa" w:w="80"/>
+              <w:left w:type="dxa" w:w="120"/>
+              <w:bottom w:type="dxa" w:w="80"/>
+              <w:right w:type="dxa" w:w="120"/>
+            </w:tcMar>
+          </w:tcPr>
+          <w:p>
+            <w:pPr>
+              <w:spacing w:after="0" w:line="250"/>
+            </w:pPr>
+            <w:r>
+              <w:rPr>
+                <w:rFonts w:ascii="Calibri" w:cs="Calibri" w:eastAsia="Calibri" w:hAnsi="Calibri"/>
+                <w:b w:val="false"/>
+                <w:bCs w:val="false"/>
+                <w:color w:val="1A1A1A"/>
+                <w:sz w:val="19"/>
+                <w:szCs w:val="19"/>
+              </w:rPr>
+              <w:t xml:space="preserve">Ten to a hundred on one account. Nobody else can claim it.</w:t>
+            </w:r>
+          </w:p>
+        </w:tc>
+      </w:tr>
+      <w:tr>
+        <w:tc>
+          <w:tcPr>
+            <w:tcW w:type="dxa" w:w="2300"/>
+            <w:shd w:fill="F8FBFA" w:color="auto" w:val="clear"/>
+            <w:tcMar>
+              <w:top w:type="dxa" w:w="80"/>
+              <w:left w:type="dxa" w:w="120"/>
+              <w:bottom w:type="dxa" w:w="80"/>
+              <w:right w:type="dxa" w:w="120"/>
+            </w:tcMar>
+          </w:tcPr>
+          <w:p>
+            <w:pPr>
+              <w:spacing w:after="0" w:line="250"/>
+            </w:pPr>
+            <w:r>
+              <w:rPr>
+                <w:rFonts w:ascii="Calibri" w:cs="Calibri" w:eastAsia="Calibri" w:hAnsi="Calibri"/>
+                <w:b/>
+                <w:bCs/>
+                <w:color w:val="1A1A1A"/>
+                <w:sz w:val="19"/>
+                <w:szCs w:val="19"/>
+              </w:rPr>
+              <w:t xml:space="preserve">Challenges and crews</w:t>
+            </w:r>
+          </w:p>
+        </w:tc>
+        <w:tc>
+          <w:tcPr>
+            <w:tcW w:type="dxa" w:w="3600"/>
+            <w:shd w:fill="F8FBFA" w:color="auto" w:val="clear"/>
+            <w:tcMar>
+              <w:top w:type="dxa" w:w="80"/>
+              <w:left w:type="dxa" w:w="120"/>
+              <w:bottom w:type="dxa" w:w="80"/>
+              <w:right w:type="dxa" w:w="120"/>
+            </w:tcMar>
+          </w:tcPr>
+          <w:p>
+            <w:pPr>
+              <w:spacing w:after="0" w:line="250"/>
+            </w:pPr>
+            <w:r>
+              <w:rPr>
+                <w:rFonts w:ascii="Calibri" w:cs="Calibri" w:eastAsia="Calibri" w:hAnsi="Calibri"/>
+                <w:b w:val="false"/>
+                <w:bCs w:val="false"/>
+                <w:color w:val="1A1A1A"/>
+                <w:sz w:val="19"/>
+                <w:szCs w:val="19"/>
+              </w:rPr>
+              <w:t xml:space="preserve">Group challenges that forgive a missed day instead of punishing it.</w:t>
+            </w:r>
+          </w:p>
+        </w:tc>
+        <w:tc>
+          <w:tcPr>
+            <w:tcW w:type="dxa" w:w="3460"/>
+            <w:shd w:fill="F8FBFA" w:color="auto" w:val="clear"/>
+            <w:tcMar>
+              <w:top w:type="dxa" w:w="80"/>
+              <w:left w:type="dxa" w:w="120"/>
+              <w:bottom w:type="dxa" w:w="80"/>
+              <w:right w:type="dxa" w:w="120"/>
+            </w:tcMar>
+          </w:tcPr>
+          <w:p>
+            <w:pPr>
+              <w:spacing w:after="0" w:line="250"/>
+            </w:pPr>
+            <w:r>
+              <w:rPr>
+                <w:rFonts w:ascii="Calibri" w:cs="Calibri" w:eastAsia="Calibri" w:hAnsi="Calibri"/>
+                <w:b w:val="false"/>
+                <w:bCs w:val="false"/>
+                <w:color w:val="1A1A1A"/>
+                <w:sz w:val="19"/>
+                <w:szCs w:val="19"/>
+              </w:rPr>
+              <w:t xml:space="preserve">Removes the reason most streak features get abandoned.</w:t>
+            </w:r>
+          </w:p>
+        </w:tc>
+      </w:tr>
+      <w:tr>
+        <w:tc>
+          <w:tcPr>
+            <w:tcW w:type="dxa" w:w="2300"/>
+            <w:tcMar>
+              <w:top w:type="dxa" w:w="80"/>
+              <w:left w:type="dxa" w:w="120"/>
+              <w:bottom w:type="dxa" w:w="80"/>
+              <w:right w:type="dxa" w:w="120"/>
+            </w:tcMar>
+          </w:tcPr>
+          <w:p>
+            <w:pPr>
+              <w:spacing w:after="0" w:line="250"/>
+            </w:pPr>
+            <w:r>
+              <w:rPr>
+                <w:rFonts w:ascii="Calibri" w:cs="Calibri" w:eastAsia="Calibri" w:hAnsi="Calibri"/>
+                <w:b/>
+                <w:bCs/>
+                <w:color w:val="1A1A1A"/>
+                <w:sz w:val="19"/>
+                <w:szCs w:val="19"/>
+              </w:rPr>
+              <w:t xml:space="preserve">Wearables</w:t>
+            </w:r>
+          </w:p>
+        </w:tc>
+        <w:tc>
+          <w:tcPr>
+            <w:tcW w:type="dxa" w:w="3600"/>
+            <w:tcMar>
+              <w:top w:type="dxa" w:w="80"/>
+              <w:left w:type="dxa" w:w="120"/>
+              <w:bottom w:type="dxa" w:w="80"/>
+              <w:right w:type="dxa" w:w="120"/>
+            </w:tcMar>
+          </w:tcPr>
+          <w:p>
+            <w:pPr>
+              <w:spacing w:after="0" w:line="250"/>
+            </w:pPr>
+            <w:r>
+              <w:rPr>
+                <w:rFonts w:ascii="Calibri" w:cs="Calibri" w:eastAsia="Calibri" w:hAnsi="Calibri"/>
+                <w:b w:val="false"/>
+                <w:bCs w:val="false"/>
+                <w:color w:val="1A1A1A"/>
+                <w:sz w:val="19"/>
+                <w:szCs w:val="19"/>
+              </w:rPr>
+              <w:t xml:space="preserve">Connect a watch — and it says plainly what a watch cannot settle.</w:t>
+            </w:r>
+          </w:p>
+        </w:tc>
+        <w:tc>
+          <w:tcPr>
+            <w:tcW w:type="dxa" w:w="3460"/>
+            <w:tcMar>
+              <w:top w:type="dxa" w:w="80"/>
+              <w:left w:type="dxa" w:w="120"/>
+              <w:bottom w:type="dxa" w:w="80"/>
+              <w:right w:type="dxa" w:w="120"/>
+            </w:tcMar>
+          </w:tcPr>
+          <w:p>
+            <w:pPr>
+              <w:spacing w:after="0" w:line="250"/>
+            </w:pPr>
+            <w:r>
+              <w:rPr>
+                <w:rFonts w:ascii="Calibri" w:cs="Calibri" w:eastAsia="Calibri" w:hAnsi="Calibri"/>
+                <w:b w:val="false"/>
+                <w:bCs w:val="false"/>
+                <w:color w:val="1A1A1A"/>
+                <w:sz w:val="19"/>
+                <w:szCs w:val="19"/>
+              </w:rPr>
+              <w:t xml:space="preserve">Honesty about limits reads as competence, not weakness.</w:t>
+            </w:r>
+          </w:p>
+        </w:tc>
+      </w:tr>
+      <w:tr>
+        <w:tc>
+          <w:tcPr>
+            <w:tcW w:type="dxa" w:w="2300"/>
+            <w:shd w:fill="F8FBFA" w:color="auto" w:val="clear"/>
+            <w:tcMar>
+              <w:top w:type="dxa" w:w="80"/>
+              <w:left w:type="dxa" w:w="120"/>
+              <w:bottom w:type="dxa" w:w="80"/>
+              <w:right w:type="dxa" w:w="120"/>
+            </w:tcMar>
+          </w:tcPr>
+          <w:p>
+            <w:pPr>
+              <w:spacing w:after="0" w:line="250"/>
+            </w:pPr>
+            <w:r>
+              <w:rPr>
+                <w:rFonts w:ascii="Calibri" w:cs="Calibri" w:eastAsia="Calibri" w:hAnsi="Calibri"/>
+                <w:b/>
+                <w:bCs/>
+                <w:color w:val="1A1A1A"/>
+                <w:sz w:val="19"/>
+                <w:szCs w:val="19"/>
+              </w:rPr>
+              <w:t xml:space="preserve">Seven hard refusals</w:t>
+            </w:r>
+          </w:p>
+        </w:tc>
+        <w:tc>
+          <w:tcPr>
+            <w:tcW w:type="dxa" w:w="3600"/>
+            <w:shd w:fill="F8FBFA" w:color="auto" w:val="clear"/>
+            <w:tcMar>
+              <w:top w:type="dxa" w:w="80"/>
+              <w:left w:type="dxa" w:w="120"/>
+              <w:bottom w:type="dxa" w:w="80"/>
+              <w:right w:type="dxa" w:w="120"/>
+            </w:tcMar>
+          </w:tcPr>
+          <w:p>
+            <w:pPr>
+              <w:spacing w:after="0" w:line="250"/>
+            </w:pPr>
+            <w:r>
+              <w:rPr>
+                <w:rFonts w:ascii="Calibri" w:cs="Calibri" w:eastAsia="Calibri" w:hAnsi="Calibri"/>
+                <w:b w:val="false"/>
+                <w:bCs w:val="false"/>
+                <w:color w:val="1A1A1A"/>
+                <w:sz w:val="19"/>
+                <w:szCs w:val="19"/>
+              </w:rPr>
+              <w:t xml:space="preserve">It will not diagnose, invent a movement, or override a safety block because you insisted.</w:t>
+            </w:r>
+          </w:p>
+        </w:tc>
+        <w:tc>
+          <w:tcPr>
+            <w:tcW w:type="dxa" w:w="3460"/>
+            <w:shd w:fill="F8FBFA" w:color="auto" w:val="clear"/>
+            <w:tcMar>
+              <w:top w:type="dxa" w:w="80"/>
+              <w:left w:type="dxa" w:w="120"/>
+              <w:bottom w:type="dxa" w:w="80"/>
+              <w:right w:type="dxa" w:w="120"/>
+            </w:tcMar>
+          </w:tcPr>
+          <w:p>
+            <w:pPr>
+              <w:spacing w:after="0" w:line="250"/>
+            </w:pPr>
+            <w:r>
+              <w:rPr>
+                <w:rFonts w:ascii="Calibri" w:cs="Calibri" w:eastAsia="Calibri" w:hAnsi="Calibri"/>
+                <w:b w:val="false"/>
+                <w:bCs w:val="false"/>
+                <w:color w:val="1A1A1A"/>
+                <w:sz w:val="19"/>
+                <w:szCs w:val="19"/>
+              </w:rPr>
+              <w:t xml:space="preserve">Refusals, not thresholds. A better model does not unlock them.</w:t>
+            </w:r>
+          </w:p>
+        </w:tc>
+      </w:tr>
+      <w:tr>
+        <w:tc>
+          <w:tcPr>
+            <w:tcW w:type="dxa" w:w="2300"/>
+            <w:tcMar>
+              <w:top w:type="dxa" w:w="80"/>
+              <w:left w:type="dxa" w:w="120"/>
+              <w:bottom w:type="dxa" w:w="80"/>
+              <w:right w:type="dxa" w:w="120"/>
+            </w:tcMar>
+          </w:tcPr>
+          <w:p>
+            <w:pPr>
+              <w:spacing w:after="0" w:line="250"/>
+            </w:pPr>
+            <w:r>
+              <w:rPr>
+                <w:rFonts w:ascii="Calibri" w:cs="Calibri" w:eastAsia="Calibri" w:hAnsi="Calibri"/>
+                <w:b/>
+                <w:bCs/>
+                <w:color w:val="1A1A1A"/>
+                <w:sz w:val="19"/>
+                <w:szCs w:val="19"/>
+              </w:rPr>
+              <w:t xml:space="preserve">Privacy by construction</w:t>
+            </w:r>
+          </w:p>
+        </w:tc>
+        <w:tc>
+          <w:tcPr>
+            <w:tcW w:type="dxa" w:w="3600"/>
+            <w:tcMar>
+              <w:top w:type="dxa" w:w="80"/>
+              <w:left w:type="dxa" w:w="120"/>
+              <w:bottom w:type="dxa" w:w="80"/>
+              <w:right w:type="dxa" w:w="120"/>
+            </w:tcMar>
+          </w:tcPr>
+          <w:p>
+            <w:pPr>
+              <w:spacing w:after="0" w:line="250"/>
+            </w:pPr>
+            <w:r>
+              <w:rPr>
+                <w:rFonts w:ascii="Calibri" w:cs="Calibri" w:eastAsia="Calibri" w:hAnsi="Calibri"/>
+                <w:b w:val="false"/>
+                <w:bCs w:val="false"/>
+                <w:color w:val="1A1A1A"/>
+                <w:sz w:val="19"/>
+                <w:szCs w:val="19"/>
+              </w:rPr>
+              <w:t xml:space="preserve">Nothing about your health is ever sold or shared with advertisers.</w:t>
+            </w:r>
+          </w:p>
+        </w:tc>
+        <w:tc>
+          <w:tcPr>
+            <w:tcW w:type="dxa" w:w="3460"/>
+            <w:tcMar>
+              <w:top w:type="dxa" w:w="80"/>
+              <w:left w:type="dxa" w:w="120"/>
+              <w:bottom w:type="dxa" w:w="80"/>
+              <w:right w:type="dxa" w:w="120"/>
+            </w:tcMar>
+          </w:tcPr>
+          <w:p>
+            <w:pPr>
+              <w:spacing w:after="0" w:line="250"/>
+            </w:pPr>
+            <w:r>
+              <w:rPr>
+                <w:rFonts w:ascii="Calibri" w:cs="Calibri" w:eastAsia="Calibri" w:hAnsi="Calibri"/>
+                <w:b w:val="false"/>
+                <w:bCs w:val="false"/>
+                <w:color w:val="1A1A1A"/>
+                <w:sz w:val="19"/>
+                <w:szCs w:val="19"/>
+              </w:rPr>
+              <w:t xml:space="preserve">The one promise this category almost never makes.</w:t>
+            </w:r>
+          </w:p>
+        </w:tc>
+      </w:tr>
+      <w:tr>
+        <w:tc>
+          <w:tcPr>
+            <w:tcW w:type="dxa" w:w="2300"/>
+            <w:shd w:fill="F8FBFA" w:color="auto" w:val="clear"/>
+            <w:tcMar>
+              <w:top w:type="dxa" w:w="80"/>
+              <w:left w:type="dxa" w:w="120"/>
+              <w:bottom w:type="dxa" w:w="80"/>
+              <w:right w:type="dxa" w:w="120"/>
+            </w:tcMar>
+          </w:tcPr>
+          <w:p>
+            <w:pPr>
+              <w:spacing w:after="0" w:line="250"/>
+            </w:pPr>
+            <w:r>
+              <w:rPr>
+                <w:rFonts w:ascii="Calibri" w:cs="Calibri" w:eastAsia="Calibri" w:hAnsi="Calibri"/>
+                <w:b/>
+                <w:bCs/>
+                <w:color w:val="1A1A1A"/>
+                <w:sz w:val="19"/>
+                <w:szCs w:val="19"/>
+              </w:rPr>
+              <w:t xml:space="preserve">Free tier</w:t>
+            </w:r>
+          </w:p>
+        </w:tc>
+        <w:tc>
+          <w:tcPr>
+            <w:tcW w:type="dxa" w:w="3600"/>
+            <w:shd w:fill="F8FBFA" w:color="auto" w:val="clear"/>
+            <w:tcMar>
+              <w:top w:type="dxa" w:w="80"/>
+              <w:left w:type="dxa" w:w="120"/>
+              <w:bottom w:type="dxa" w:w="80"/>
+              <w:right w:type="dxa" w:w="120"/>
+            </w:tcMar>
+          </w:tcPr>
+          <w:p>
+            <w:pPr>
+              <w:spacing w:after="0" w:line="250"/>
+            </w:pPr>
+            <w:r>
+              <w:rPr>
+                <w:rFonts w:ascii="Calibri" w:cs="Calibri" w:eastAsia="Calibri" w:hAnsi="Calibri"/>
+                <w:b w:val="false"/>
+                <w:bCs w:val="false"/>
+                <w:color w:val="1A1A1A"/>
+                <w:sz w:val="19"/>
+                <w:szCs w:val="19"/>
+              </w:rPr>
+              <w:t xml:space="preserve">Free to start. No card. Nothing charged.</w:t>
+            </w:r>
+          </w:p>
+        </w:tc>
+        <w:tc>
+          <w:tcPr>
+            <w:tcW w:type="dxa" w:w="3460"/>
+            <w:shd w:fill="F8FBFA" w:color="auto" w:val="clear"/>
+            <w:tcMar>
+              <w:top w:type="dxa" w:w="80"/>
+              <w:left w:type="dxa" w:w="120"/>
+              <w:bottom w:type="dxa" w:w="80"/>
+              <w:right w:type="dxa" w:w="120"/>
+            </w:tcMar>
+          </w:tcPr>
+          <w:p>
+            <w:pPr>
+              <w:spacing w:after="0" w:line="250"/>
+            </w:pPr>
+            <w:r>
+              <w:rPr>
+                <w:rFonts w:ascii="Calibri" w:cs="Calibri" w:eastAsia="Calibri" w:hAnsi="Calibri"/>
+                <w:b w:val="false"/>
+                <w:bCs w:val="false"/>
+                <w:color w:val="1A1A1A"/>
+                <w:sz w:val="19"/>
+                <w:szCs w:val="19"/>
+              </w:rPr>
+              <w:t xml:space="preserve">Removes the biggest objection at the point of signup.</w:t>
+            </w:r>
+          </w:p>
+        </w:tc>
+      </w:tr>
+    </w:tbl>
     <w:p>
       <w:pPr>
         <w:pBdr>
@@ -2262,7 +3727,7 @@
           <w:sz w:val="21"/>
           <w:szCs w:val="21"/>
         </w:rPr>
-        <w:t xml:space="preserve">How to read the counts</w:t>
+        <w:t xml:space="preserve">The fifteen-second version, if you only get one line</w:t>
       </w:r>
     </w:p>
     <w:p>
@@ -2281,7 +3746,79 @@
           <w:sz w:val="20"/>
           <w:szCs w:val="20"/>
         </w:rPr>
-        <w:t xml:space="preserve">Headlines are cut at about 40 characters, link descriptions at about 30.</w:t>
+        <w:t xml:space="preserve">Fitness apps compete for the hour you don’t have.</w:t>
+      </w:r>
+    </w:p>
+    <w:p>
+      <w:pPr>
+        <w:pBdr>
+          <w:left w:val="single" w:color="00786C" w:sz="18"/>
+        </w:pBdr>
+        <w:shd w:fill="EFF5F4" w:color="auto" w:val="clear"/>
+        <w:spacing w:after="200" w:line="276"/>
+        <w:ind w:left="160" w:right="160"/>
+      </w:pPr>
+      <w:r>
+        <w:rPr>
+          <w:rFonts w:ascii="Calibri" w:cs="Calibri" w:eastAsia="Calibri" w:hAnsi="Calibri"/>
+          <w:color w:val="1A1A1A"/>
+          <w:sz w:val="20"/>
+          <w:szCs w:val="20"/>
+        </w:rPr>
+        <w:t xml:space="preserve">Jess Move owns the two-minute gaps you didn’t know you had.</w:t>
+      </w:r>
+    </w:p>
+    <w:p>
+      <w:pPr>
+        <w:pStyle w:val="Heading1"/>
+        <w:pageBreakBefore/>
+        <w:spacing w:after="80" w:before="420"/>
+      </w:pPr>
+      <w:r>
+        <w:rPr>
+          <w:rFonts w:ascii="Calibri" w:cs="Calibri" w:eastAsia="Calibri" w:hAnsi="Calibri"/>
+          <w:b/>
+          <w:bCs/>
+          <w:color w:val="102A43"/>
+          <w:sz w:val="32"/>
+          <w:szCs w:val="32"/>
+        </w:rPr>
+        <w:t xml:space="preserve">6. The copy</w:t>
+      </w:r>
+    </w:p>
+    <w:p>
+      <w:pPr>
+        <w:spacing w:after="140" w:line="276"/>
+      </w:pPr>
+      <w:r>
+        <w:rPr>
+          <w:rFonts w:ascii="Calibri" w:cs="Calibri" w:eastAsia="Calibri" w:hAnsi="Calibri"/>
+          <w:color w:val="1A1A1A"/>
+          <w:sz w:val="21"/>
+          <w:szCs w:val="21"/>
+        </w:rPr>
+        <w:t xml:space="preserve">Six concepts. Each gives you two primary texts, headlines and descriptions — build one ad per concept, per ad set. Character counts below are measured, not estimated.</w:t>
+      </w:r>
+    </w:p>
+    <w:p>
+      <w:pPr>
+        <w:pBdr>
+          <w:left w:val="single" w:color="00786C" w:sz="18"/>
+        </w:pBdr>
+        <w:shd w:fill="EFF5F4" w:color="auto" w:val="clear"/>
+        <w:spacing w:after="40" w:before="200"/>
+        <w:ind w:left="160" w:right="160"/>
+      </w:pPr>
+      <w:r>
+        <w:rPr>
+          <w:rFonts w:ascii="Calibri" w:cs="Calibri" w:eastAsia="Calibri" w:hAnsi="Calibri"/>
+          <w:b/>
+          <w:bCs/>
+          <w:color w:val="102A43"/>
+          <w:sz w:val="21"/>
+          <w:szCs w:val="21"/>
+        </w:rPr>
+        <w:t xml:space="preserve">How to read the counts</w:t>
       </w:r>
     </w:p>
     <w:p>
@@ -2300,6 +3837,25 @@
           <w:sz w:val="20"/>
           <w:szCs w:val="20"/>
         </w:rPr>
+        <w:t xml:space="preserve">Headlines are cut at about 40 characters, link descriptions at about 30.</w:t>
+      </w:r>
+    </w:p>
+    <w:p>
+      <w:pPr>
+        <w:pBdr>
+          <w:left w:val="single" w:color="00786C" w:sz="18"/>
+        </w:pBdr>
+        <w:shd w:fill="EFF5F4" w:color="auto" w:val="clear"/>
+        <w:spacing w:after="70" w:line="276"/>
+        <w:ind w:left="160" w:right="160"/>
+      </w:pPr>
+      <w:r>
+        <w:rPr>
+          <w:rFonts w:ascii="Calibri" w:cs="Calibri" w:eastAsia="Calibri" w:hAnsi="Calibri"/>
+          <w:color w:val="1A1A1A"/>
+          <w:sz w:val="20"/>
+          <w:szCs w:val="20"/>
+        </w:rPr>
         <w:t xml:space="preserve">Primary text has no hard limit, but a phone hides everything past roughly 125 characters</w:t>
       </w:r>
     </w:p>
@@ -2336,7 +3892,7 @@
           <w:sz w:val="25"/>
           <w:szCs w:val="25"/>
         </w:rPr>
-        <w:t xml:space="preserve">Concept A — Two minutes</w:t>
+        <w:t xml:space="preserve">Concept A — The engine that knows when to shut up</w:t>
       </w:r>
     </w:p>
     <w:p>
@@ -2354,7 +3910,7 @@
           <w:sz w:val="16"/>
           <w:szCs w:val="16"/>
         </w:rPr>
-        <w:t xml:space="preserve">Lead with this one</w:t>
+        <w:t xml:space="preserve">Lead with this — it is the product</w:t>
       </w:r>
     </w:p>
     <w:p>
@@ -2368,7 +3924,7 @@
           <w:sz w:val="21"/>
           <w:szCs w:val="21"/>
         </w:rPr>
-        <w:t xml:space="preserve">The product’s actual position: not a fitness app, a product about the day you already have. It makes no health claim, so it is the safest with Meta’s reviewers and the most distinct against every other wellbeing advert in the feed.</w:t>
+        <w:t xml:space="preserve">The Movement Opportunity Engine is the actual invention, and nobody else has it. Nine questions before a single prompt, seventeen recognised contexts, seven scored factors against three penalties — and silence counted as a success rather than a miss. It sells the mechanism, makes no health claim, and cannot be copied by a reminder app.</w:t>
       </w:r>
     </w:p>
     <w:p>
@@ -2395,23 +3951,23 @@
           <w:sz w:val="16"/>
           <w:szCs w:val="16"/>
         </w:rPr>
-        <w:t xml:space="preserve">   242 characters — cut at 125 on mobile</w:t>
-      </w:r>
-    </w:p>
-    <w:p>
-      <w:pPr>
-        <w:shd w:fill="F4F7F7" w:color="auto" w:val="clear"/>
-        <w:spacing w:after="0" w:line="260"/>
-        <w:ind w:left="140" w:right="140"/>
-      </w:pPr>
-      <w:r>
-        <w:rPr>
-          <w:rFonts w:ascii="Consolas" w:cs="Consolas" w:eastAsia="Consolas" w:hAnsi="Consolas"/>
-          <w:color w:val="1A1A1A"/>
-          <w:sz w:val="19"/>
-          <w:szCs w:val="19"/>
-        </w:rPr>
-        <w:t xml:space="preserve">Most days have more room in them than they look. Jess Move finds the two-minute gaps you already have — between meetings, waiting for the kettle, before the school run — and turns them into movement that actually fits. Free to start, no card.</w:t>
+        <w:t xml:space="preserve">   215 characters — cut at 125 on mobile</w:t>
+      </w:r>
+    </w:p>
+    <w:p>
+      <w:pPr>
+        <w:shd w:fill="F4F7F7" w:color="auto" w:val="clear"/>
+        <w:spacing w:after="0" w:line="260"/>
+        <w:ind w:left="140" w:right="140"/>
+      </w:pPr>
+      <w:r>
+        <w:rPr>
+          <w:rFonts w:ascii="Consolas" w:cs="Consolas" w:eastAsia="Consolas" w:hAnsi="Consolas"/>
+          <w:color w:val="1A1A1A"/>
+          <w:sz w:val="19"/>
+          <w:szCs w:val="19"/>
+        </w:rPr>
+        <w:t xml:space="preserve">Most reminders fire while you're driving, teaching or holding a baby. This one settles nine questions first — where you are, what you're doing, whether moving is even possible — and says nothing if the answer is no.</w:t>
       </w:r>
     </w:p>
     <w:p>
@@ -2450,23 +4006,23 @@
           <w:sz w:val="16"/>
           <w:szCs w:val="16"/>
         </w:rPr>
-        <w:t xml:space="preserve">   134 characters — cut at 125 on mobile</w:t>
-      </w:r>
-    </w:p>
-    <w:p>
-      <w:pPr>
-        <w:shd w:fill="F4F7F7" w:color="auto" w:val="clear"/>
-        <w:spacing w:after="0" w:line="260"/>
-        <w:ind w:left="140" w:right="140"/>
-      </w:pPr>
-      <w:r>
-        <w:rPr>
-          <w:rFonts w:ascii="Consolas" w:cs="Consolas" w:eastAsia="Consolas" w:hAnsi="Consolas"/>
-          <w:color w:val="1A1A1A"/>
-          <w:sz w:val="19"/>
-          <w:szCs w:val="19"/>
-        </w:rPr>
-        <w:t xml:space="preserve">Not a fitness app. A product about the day you already have. Two minutes at a time, for anyone from 10 to 100. Free to start, no card.</w:t>
+        <w:t xml:space="preserve">   146 characters — cut at 125 on mobile</w:t>
+      </w:r>
+    </w:p>
+    <w:p>
+      <w:pPr>
+        <w:shd w:fill="F4F7F7" w:color="auto" w:val="clear"/>
+        <w:spacing w:after="0" w:line="260"/>
+        <w:ind w:left="140" w:right="140"/>
+      </w:pPr>
+      <w:r>
+        <w:rPr>
+          <w:rFonts w:ascii="Consolas" w:cs="Consolas" w:eastAsia="Consolas" w:hAnsi="Consolas"/>
+          <w:color w:val="1A1A1A"/>
+          <w:sz w:val="19"/>
+          <w:szCs w:val="19"/>
+        </w:rPr>
+        <w:t xml:space="preserve">It scores every moment on seven factors and three penalties before it speaks. Below the threshold it stays quiet, and counts the silence as a win.</w:t>
       </w:r>
     </w:p>
     <w:p>
@@ -2505,71 +4061,71 @@
           <w:sz w:val="16"/>
           <w:szCs w:val="16"/>
         </w:rPr>
-        <w:t xml:space="preserve">   126 characters — cut at 40 on mobile</w:t>
-      </w:r>
-    </w:p>
-    <w:p>
-      <w:pPr>
-        <w:shd w:fill="F4F7F7" w:color="auto" w:val="clear"/>
-        <w:spacing w:after="0" w:line="260"/>
-        <w:ind w:left="140" w:right="140"/>
-      </w:pPr>
-      <w:r>
-        <w:rPr>
-          <w:rFonts w:ascii="Consolas" w:cs="Consolas" w:eastAsia="Consolas" w:hAnsi="Consolas"/>
-          <w:color w:val="1A1A1A"/>
-          <w:sz w:val="19"/>
-          <w:szCs w:val="19"/>
-        </w:rPr>
-        <w:t xml:space="preserve">Two minutes. That's the whole idea.</w:t>
-      </w:r>
-    </w:p>
-    <w:p>
-      <w:pPr>
-        <w:shd w:fill="F4F7F7" w:color="auto" w:val="clear"/>
-        <w:spacing w:after="0" w:line="260"/>
-        <w:ind w:left="140" w:right="140"/>
-      </w:pPr>
-      <w:r>
-        <w:rPr>
-          <w:rFonts w:ascii="Consolas" w:cs="Consolas" w:eastAsia="Consolas" w:hAnsi="Consolas"/>
-          <w:color w:val="1A1A1A"/>
-          <w:sz w:val="19"/>
-          <w:szCs w:val="19"/>
-        </w:rPr>
-        <w:t xml:space="preserve">Your day already has room in it</w:t>
-      </w:r>
-    </w:p>
-    <w:p>
-      <w:pPr>
-        <w:shd w:fill="F4F7F7" w:color="auto" w:val="clear"/>
-        <w:spacing w:after="0" w:line="260"/>
-        <w:ind w:left="140" w:right="140"/>
-      </w:pPr>
-      <w:r>
-        <w:rPr>
-          <w:rFonts w:ascii="Consolas" w:cs="Consolas" w:eastAsia="Consolas" w:hAnsi="Consolas"/>
-          <w:color w:val="1A1A1A"/>
-          <w:sz w:val="19"/>
-          <w:szCs w:val="19"/>
-        </w:rPr>
-        <w:t xml:space="preserve">Movement that fits the day you have</w:t>
-      </w:r>
-    </w:p>
-    <w:p>
-      <w:pPr>
-        <w:shd w:fill="F4F7F7" w:color="auto" w:val="clear"/>
-        <w:spacing w:after="0" w:line="260"/>
-        <w:ind w:left="140" w:right="140"/>
-      </w:pPr>
-      <w:r>
-        <w:rPr>
-          <w:rFonts w:ascii="Consolas" w:cs="Consolas" w:eastAsia="Consolas" w:hAnsi="Consolas"/>
-          <w:color w:val="1A1A1A"/>
-          <w:sz w:val="19"/>
-          <w:szCs w:val="19"/>
-        </w:rPr>
-        <w:t xml:space="preserve">Start with two minutes</w:t>
+        <w:t xml:space="preserve">   145 characters — cut at 40 on mobile</w:t>
+      </w:r>
+    </w:p>
+    <w:p>
+      <w:pPr>
+        <w:shd w:fill="F4F7F7" w:color="auto" w:val="clear"/>
+        <w:spacing w:after="0" w:line="260"/>
+        <w:ind w:left="140" w:right="140"/>
+      </w:pPr>
+      <w:r>
+        <w:rPr>
+          <w:rFonts w:ascii="Consolas" w:cs="Consolas" w:eastAsia="Consolas" w:hAnsi="Consolas"/>
+          <w:color w:val="1A1A1A"/>
+          <w:sz w:val="19"/>
+          <w:szCs w:val="19"/>
+        </w:rPr>
+        <w:t xml:space="preserve">It asks nine questions before it speaks</w:t>
+      </w:r>
+    </w:p>
+    <w:p>
+      <w:pPr>
+        <w:shd w:fill="F4F7F7" w:color="auto" w:val="clear"/>
+        <w:spacing w:after="0" w:line="260"/>
+        <w:ind w:left="140" w:right="140"/>
+      </w:pPr>
+      <w:r>
+        <w:rPr>
+          <w:rFonts w:ascii="Consolas" w:cs="Consolas" w:eastAsia="Consolas" w:hAnsi="Consolas"/>
+          <w:color w:val="1A1A1A"/>
+          <w:sz w:val="19"/>
+          <w:szCs w:val="19"/>
+        </w:rPr>
+        <w:t xml:space="preserve">Seventeen places it knows you can't move</w:t>
+      </w:r>
+    </w:p>
+    <w:p>
+      <w:pPr>
+        <w:shd w:fill="F4F7F7" w:color="auto" w:val="clear"/>
+        <w:spacing w:after="0" w:line="260"/>
+        <w:ind w:left="140" w:right="140"/>
+      </w:pPr>
+      <w:r>
+        <w:rPr>
+          <w:rFonts w:ascii="Consolas" w:cs="Consolas" w:eastAsia="Consolas" w:hAnsi="Consolas"/>
+          <w:color w:val="1A1A1A"/>
+          <w:sz w:val="19"/>
+          <w:szCs w:val="19"/>
+        </w:rPr>
+        <w:t xml:space="preserve">The reminder that knows you're driving</w:t>
+      </w:r>
+    </w:p>
+    <w:p>
+      <w:pPr>
+        <w:shd w:fill="F4F7F7" w:color="auto" w:val="clear"/>
+        <w:spacing w:after="0" w:line="260"/>
+        <w:ind w:left="140" w:right="140"/>
+      </w:pPr>
+      <w:r>
+        <w:rPr>
+          <w:rFonts w:ascii="Consolas" w:cs="Consolas" w:eastAsia="Consolas" w:hAnsi="Consolas"/>
+          <w:color w:val="1A1A1A"/>
+          <w:sz w:val="19"/>
+          <w:szCs w:val="19"/>
+        </w:rPr>
+        <w:t xml:space="preserve">Silence is a feature here</w:t>
       </w:r>
     </w:p>
     <w:p>
@@ -2640,23 +4196,23 @@
           <w:sz w:val="19"/>
           <w:szCs w:val="19"/>
         </w:rPr>
-        <w:t xml:space="preserve">Two minutes at a time.</w:t>
-      </w:r>
-    </w:p>
-    <w:p>
-      <w:pPr>
-        <w:shd w:fill="F4F7F7" w:color="auto" w:val="clear"/>
-        <w:spacing w:after="0" w:line="260"/>
-        <w:ind w:left="140" w:right="140"/>
-      </w:pPr>
-      <w:r>
-        <w:rPr>
-          <w:rFonts w:ascii="Consolas" w:cs="Consolas" w:eastAsia="Consolas" w:hAnsi="Consolas"/>
-          <w:color w:val="1A1A1A"/>
-          <w:sz w:val="19"/>
-          <w:szCs w:val="19"/>
-        </w:rPr>
-        <w:t xml:space="preserve">See how it works</w:t>
+        <w:t xml:space="preserve">See how it decides</w:t>
+      </w:r>
+    </w:p>
+    <w:p>
+      <w:pPr>
+        <w:shd w:fill="F4F7F7" w:color="auto" w:val="clear"/>
+        <w:spacing w:after="0" w:line="260"/>
+        <w:ind w:left="140" w:right="140"/>
+      </w:pPr>
+      <w:r>
+        <w:rPr>
+          <w:rFonts w:ascii="Consolas" w:cs="Consolas" w:eastAsia="Consolas" w:hAnsi="Consolas"/>
+          <w:color w:val="1A1A1A"/>
+          <w:sz w:val="19"/>
+          <w:szCs w:val="19"/>
+        </w:rPr>
+        <w:t xml:space="preserve">Nine questions first</w:t>
       </w:r>
     </w:p>
     <w:p>
@@ -2693,7 +4249,7 @@
           <w:sz w:val="21"/>
           <w:szCs w:val="21"/>
         </w:rPr>
-        <w:t xml:space="preserve">An ordinary moment with a gap in it — a kettle boiling, a kitchen chair, a hallway. Somebody mid-movement, unposed, in normal clothes. Not a gym, not lycra, not a yoga mat.</w:t>
+        <w:t xml:space="preserve">A split frame: the same person, same phone, two moments. One in a meeting — screen dark, nothing fired. One in the kitchen with the kettle on — a single prompt. The contrast is the whole product.</w:t>
       </w:r>
     </w:p>
     <w:p>
@@ -2725,7 +4281,7 @@
           <w:sz w:val="25"/>
           <w:szCs w:val="25"/>
         </w:rPr>
-        <w:t xml:space="preserve">Concept B — Ten to a hundred</w:t>
+        <w:t xml:space="preserve">Concept B — MOVA shows its working</w:t>
       </w:r>
     </w:p>
     <w:p>
@@ -2743,7 +4299,7 @@
           <w:sz w:val="16"/>
           <w:szCs w:val="16"/>
         </w:rPr>
-        <w:t xml:space="preserve">Most differentiated</w:t>
+        <w:t xml:space="preserve">The trust feature</w:t>
       </w:r>
     </w:p>
     <w:p>
@@ -2757,7 +4313,7 @@
           <w:sz w:val="21"/>
           <w:szCs w:val="21"/>
         </w:rPr>
-        <w:t xml:space="preserve">No competitor serves a ten-year-old and a ninety-year-old on one account. This is the line nobody else can run, and it sells the Family plan without mentioning a price.</w:t>
+        <w:t xml:space="preserve">Every suggestion carries a reason trace, and the card shows what it ruled out as well as what it chose. Four presence levels including completely off — and off removes zero capability. In a category built on nagging, a coach you can switch off without losing anything is a genuine differentiator.</w:t>
       </w:r>
     </w:p>
     <w:p>
@@ -2784,23 +4340,23 @@
           <w:sz w:val="16"/>
           <w:szCs w:val="16"/>
         </w:rPr>
-        <w:t xml:space="preserve">   135 characters — cut at 125 on mobile</w:t>
-      </w:r>
-    </w:p>
-    <w:p>
-      <w:pPr>
-        <w:shd w:fill="F4F7F7" w:color="auto" w:val="clear"/>
-        <w:spacing w:after="0" w:line="260"/>
-        <w:ind w:left="140" w:right="140"/>
-      </w:pPr>
-      <w:r>
-        <w:rPr>
-          <w:rFonts w:ascii="Consolas" w:cs="Consolas" w:eastAsia="Consolas" w:hAnsi="Consolas"/>
-          <w:color w:val="1A1A1A"/>
-          <w:sz w:val="19"/>
-          <w:szCs w:val="19"/>
-        </w:rPr>
-        <w:t xml:space="preserve">One account covers the whole household — a ten-year-old and a ninety-year-old, each getting something built for them, on the same plan.</w:t>
+        <w:t xml:space="preserve">   186 characters — cut at 125 on mobile</w:t>
+      </w:r>
+    </w:p>
+    <w:p>
+      <w:pPr>
+        <w:shd w:fill="F4F7F7" w:color="auto" w:val="clear"/>
+        <w:spacing w:after="0" w:line="260"/>
+        <w:ind w:left="140" w:right="140"/>
+      </w:pPr>
+      <w:r>
+        <w:rPr>
+          <w:rFonts w:ascii="Consolas" w:cs="Consolas" w:eastAsia="Consolas" w:hAnsi="Consolas"/>
+          <w:color w:val="1A1A1A"/>
+          <w:sz w:val="19"/>
+          <w:szCs w:val="19"/>
+        </w:rPr>
+        <w:t xml:space="preserve">Most coaches tell you what to do. This one shows what it rejected and why — “standing balance: no stable support detected”. A suggestion only means something next to the options it beat.</w:t>
       </w:r>
     </w:p>
     <w:p>
@@ -2839,23 +4395,23 @@
           <w:sz w:val="16"/>
           <w:szCs w:val="16"/>
         </w:rPr>
-        <w:t xml:space="preserve">   166 characters — cut at 125 on mobile</w:t>
-      </w:r>
-    </w:p>
-    <w:p>
-      <w:pPr>
-        <w:shd w:fill="F4F7F7" w:color="auto" w:val="clear"/>
-        <w:spacing w:after="0" w:line="260"/>
-        <w:ind w:left="140" w:right="140"/>
-      </w:pPr>
-      <w:r>
-        <w:rPr>
-          <w:rFonts w:ascii="Consolas" w:cs="Consolas" w:eastAsia="Consolas" w:hAnsi="Consolas"/>
-          <w:color w:val="1A1A1A"/>
-          <w:sz w:val="19"/>
-          <w:szCs w:val="19"/>
-        </w:rPr>
-        <w:t xml:space="preserve">Six modes, one product. What a fifteen-year-old sees and what a seventy-five-year-old sees are not the same thing, and neither is a watered-down version of the other.</w:t>
+        <w:t xml:space="preserve">   183 characters — cut at 125 on mobile</w:t>
+      </w:r>
+    </w:p>
+    <w:p>
+      <w:pPr>
+        <w:shd w:fill="F4F7F7" w:color="auto" w:val="clear"/>
+        <w:spacing w:after="0" w:line="260"/>
+        <w:ind w:left="140" w:right="140"/>
+      </w:pPr>
+      <w:r>
+        <w:rPr>
+          <w:rFonts w:ascii="Consolas" w:cs="Consolas" w:eastAsia="Consolas" w:hAnsi="Consolas"/>
+          <w:color w:val="1A1A1A"/>
+          <w:sz w:val="19"/>
+          <w:szCs w:val="19"/>
+        </w:rPr>
+        <w:t xml:space="preserve">Four presence levels, including completely off. Switching the coach off removes zero features — the full library, every chart and all the team challenges stay exactly where they were.</w:t>
       </w:r>
     </w:p>
     <w:p>
@@ -2894,55 +4450,71 @@
           <w:sz w:val="16"/>
           <w:szCs w:val="16"/>
         </w:rPr>
-        <w:t xml:space="preserve">   81 characters — cut at 40 on mobile</w:t>
-      </w:r>
-    </w:p>
-    <w:p>
-      <w:pPr>
-        <w:shd w:fill="F4F7F7" w:color="auto" w:val="clear"/>
-        <w:spacing w:after="0" w:line="260"/>
-        <w:ind w:left="140" w:right="140"/>
-      </w:pPr>
-      <w:r>
-        <w:rPr>
-          <w:rFonts w:ascii="Consolas" w:cs="Consolas" w:eastAsia="Consolas" w:hAnsi="Consolas"/>
-          <w:color w:val="1A1A1A"/>
-          <w:sz w:val="19"/>
-          <w:szCs w:val="19"/>
-        </w:rPr>
-        <w:t xml:space="preserve">Built for ages 10 to 100</w:t>
-      </w:r>
-    </w:p>
-    <w:p>
-      <w:pPr>
-        <w:shd w:fill="F4F7F7" w:color="auto" w:val="clear"/>
-        <w:spacing w:after="0" w:line="260"/>
-        <w:ind w:left="140" w:right="140"/>
-      </w:pPr>
-      <w:r>
-        <w:rPr>
-          <w:rFonts w:ascii="Consolas" w:cs="Consolas" w:eastAsia="Consolas" w:hAnsi="Consolas"/>
-          <w:color w:val="1A1A1A"/>
-          <w:sz w:val="19"/>
-          <w:szCs w:val="19"/>
-        </w:rPr>
-        <w:t xml:space="preserve">One account. The whole household.</w:t>
-      </w:r>
-    </w:p>
-    <w:p>
-      <w:pPr>
-        <w:shd w:fill="F4F7F7" w:color="auto" w:val="clear"/>
-        <w:spacing w:after="0" w:line="260"/>
-        <w:ind w:left="140" w:right="140"/>
-      </w:pPr>
-      <w:r>
-        <w:rPr>
-          <w:rFonts w:ascii="Consolas" w:cs="Consolas" w:eastAsia="Consolas" w:hAnsi="Consolas"/>
-          <w:color w:val="1A1A1A"/>
-          <w:sz w:val="19"/>
-          <w:szCs w:val="19"/>
-        </w:rPr>
-        <w:t xml:space="preserve">Six modes, one product</w:t>
+        <w:t xml:space="preserve">   128 characters — cut at 40 on mobile</w:t>
+      </w:r>
+    </w:p>
+    <w:p>
+      <w:pPr>
+        <w:shd w:fill="F4F7F7" w:color="auto" w:val="clear"/>
+        <w:spacing w:after="0" w:line="260"/>
+        <w:ind w:left="140" w:right="140"/>
+      </w:pPr>
+      <w:r>
+        <w:rPr>
+          <w:rFonts w:ascii="Consolas" w:cs="Consolas" w:eastAsia="Consolas" w:hAnsi="Consolas"/>
+          <w:color w:val="1A1A1A"/>
+          <w:sz w:val="19"/>
+          <w:szCs w:val="19"/>
+        </w:rPr>
+        <w:t xml:space="preserve">It tells you what it ruled out</w:t>
+      </w:r>
+    </w:p>
+    <w:p>
+      <w:pPr>
+        <w:shd w:fill="F4F7F7" w:color="auto" w:val="clear"/>
+        <w:spacing w:after="0" w:line="260"/>
+        <w:ind w:left="140" w:right="140"/>
+      </w:pPr>
+      <w:r>
+        <w:rPr>
+          <w:rFonts w:ascii="Consolas" w:cs="Consolas" w:eastAsia="Consolas" w:hAnsi="Consolas"/>
+          <w:color w:val="1A1A1A"/>
+          <w:sz w:val="19"/>
+          <w:szCs w:val="19"/>
+        </w:rPr>
+        <w:t xml:space="preserve">Every suggestion explains itself</w:t>
+      </w:r>
+    </w:p>
+    <w:p>
+      <w:pPr>
+        <w:shd w:fill="F4F7F7" w:color="auto" w:val="clear"/>
+        <w:spacing w:after="0" w:line="260"/>
+        <w:ind w:left="140" w:right="140"/>
+      </w:pPr>
+      <w:r>
+        <w:rPr>
+          <w:rFonts w:ascii="Consolas" w:cs="Consolas" w:eastAsia="Consolas" w:hAnsi="Consolas"/>
+          <w:color w:val="1A1A1A"/>
+          <w:sz w:val="19"/>
+          <w:szCs w:val="19"/>
+        </w:rPr>
+        <w:t xml:space="preserve">Turn the coach off. Lose nothing.</w:t>
+      </w:r>
+    </w:p>
+    <w:p>
+      <w:pPr>
+        <w:shd w:fill="F4F7F7" w:color="auto" w:val="clear"/>
+        <w:spacing w:after="0" w:line="260"/>
+        <w:ind w:left="140" w:right="140"/>
+      </w:pPr>
+      <w:r>
+        <w:rPr>
+          <w:rFonts w:ascii="Consolas" w:cs="Consolas" w:eastAsia="Consolas" w:hAnsi="Consolas"/>
+          <w:color w:val="1A1A1A"/>
+          <w:sz w:val="19"/>
+          <w:szCs w:val="19"/>
+        </w:rPr>
+        <w:t xml:space="preserve">A coach that shows its working</w:t>
       </w:r>
     </w:p>
     <w:p>
@@ -2981,23 +4553,7 @@
           <w:sz w:val="16"/>
           <w:szCs w:val="16"/>
         </w:rPr>
-        <w:t xml:space="preserve">   54 characters — cut at 30 on mobile</w:t>
-      </w:r>
-    </w:p>
-    <w:p>
-      <w:pPr>
-        <w:shd w:fill="F4F7F7" w:color="auto" w:val="clear"/>
-        <w:spacing w:after="0" w:line="260"/>
-        <w:ind w:left="140" w:right="140"/>
-      </w:pPr>
-      <w:r>
-        <w:rPr>
-          <w:rFonts w:ascii="Consolas" w:cs="Consolas" w:eastAsia="Consolas" w:hAnsi="Consolas"/>
-          <w:color w:val="1A1A1A"/>
-          <w:sz w:val="19"/>
-          <w:szCs w:val="19"/>
-        </w:rPr>
-        <w:t xml:space="preserve">Ages 10 to 100.</w:t>
+        <w:t xml:space="preserve">   55 characters — cut at 30 on mobile</w:t>
       </w:r>
     </w:p>
     <w:p>
@@ -3029,7 +4585,23 @@
           <w:sz w:val="19"/>
           <w:szCs w:val="19"/>
         </w:rPr>
-        <w:t xml:space="preserve">Up to 6 people</w:t>
+        <w:t xml:space="preserve">See the reasoning</w:t>
+      </w:r>
+    </w:p>
+    <w:p>
+      <w:pPr>
+        <w:shd w:fill="F4F7F7" w:color="auto" w:val="clear"/>
+        <w:spacing w:after="0" w:line="260"/>
+        <w:ind w:left="140" w:right="140"/>
+      </w:pPr>
+      <w:r>
+        <w:rPr>
+          <w:rFonts w:ascii="Consolas" w:cs="Consolas" w:eastAsia="Consolas" w:hAnsi="Consolas"/>
+          <w:color w:val="1A1A1A"/>
+          <w:sz w:val="19"/>
+          <w:szCs w:val="19"/>
+        </w:rPr>
+        <w:t xml:space="preserve">Off means off</w:t>
       </w:r>
     </w:p>
     <w:p>
@@ -3066,7 +4638,7 @@
           <w:sz w:val="21"/>
           <w:szCs w:val="21"/>
         </w:rPr>
-        <w:t xml:space="preserve">Two generations in one frame doing the same small thing — a grandparent and a grandchild both standing up from a chair. Warm, domestic, unstaged. The image nobody else in the category can use.</w:t>
+        <w:t xml:space="preserve">A phone screen, close and legible, showing a suggestion card with the rejected options listed underneath it. This is one where the interface is the hero — no lifestyle shot needed.</w:t>
       </w:r>
     </w:p>
     <w:p>
@@ -3098,7 +4670,7 @@
           <w:sz w:val="25"/>
           <w:szCs w:val="25"/>
         </w:rPr>
-        <w:t xml:space="preserve">Concept C — What it refuses to do</w:t>
+        <w:t xml:space="preserve">Concept C — FoodLens 360°</w:t>
       </w:r>
     </w:p>
     <w:p>
@@ -3116,7 +4688,7 @@
           <w:sz w:val="16"/>
           <w:szCs w:val="16"/>
         </w:rPr>
-        <w:t xml:space="preserve">Trust play</w:t>
+        <w:t xml:space="preserve">Most demonstrable feature</w:t>
       </w:r>
     </w:p>
     <w:p>
@@ -3130,7 +4702,7 @@
           <w:sz w:val="21"/>
           <w:szCs w:val="21"/>
         </w:rPr>
-        <w:t xml:space="preserve">Everybody in this category over-promises, so the product that publishes its refusals stands out by contrast. It is also true — the hazard log and the assurance page are live — which is what allows it to be said in an advert at all.</w:t>
+        <w:t xml:space="preserve">Photograph a plate, get a range with its evidence and a confidence level rather than an invented tidy number, after six live capture checks. It is the most visual feature in the product and the easiest to prove in a single image.</w:t>
       </w:r>
     </w:p>
     <w:p>
@@ -3157,23 +4729,23 @@
           <w:sz w:val="16"/>
           <w:szCs w:val="16"/>
         </w:rPr>
-        <w:t xml:space="preserve">   132 characters — cut at 125 on mobile</w:t>
-      </w:r>
-    </w:p>
-    <w:p>
-      <w:pPr>
-        <w:shd w:fill="F4F7F7" w:color="auto" w:val="clear"/>
-        <w:spacing w:after="0" w:line="260"/>
-        <w:ind w:left="140" w:right="140"/>
-      </w:pPr>
-      <w:r>
-        <w:rPr>
-          <w:rFonts w:ascii="Consolas" w:cs="Consolas" w:eastAsia="Consolas" w:hAnsi="Consolas"/>
-          <w:color w:val="1A1A1A"/>
-          <w:sz w:val="19"/>
-          <w:szCs w:val="19"/>
-        </w:rPr>
-        <w:t xml:space="preserve">It tells you what it will not do. No targets you can fail. No score pretending to be a diagnosis. Nothing sold to advertisers, ever.</w:t>
+        <w:t xml:space="preserve">   183 characters — cut at 125 on mobile</w:t>
+      </w:r>
+    </w:p>
+    <w:p>
+      <w:pPr>
+        <w:shd w:fill="F4F7F7" w:color="auto" w:val="clear"/>
+        <w:spacing w:after="0" w:line="260"/>
+        <w:ind w:left="140" w:right="140"/>
+      </w:pPr>
+      <w:r>
+        <w:rPr>
+          <w:rFonts w:ascii="Consolas" w:cs="Consolas" w:eastAsia="Consolas" w:hAnsi="Consolas"/>
+          <w:color w:val="1A1A1A"/>
+          <w:sz w:val="19"/>
+          <w:szCs w:val="19"/>
+        </w:rPr>
+        <w:t xml:space="preserve">A photograph cannot resolve portion size or hidden oil. So FoodLens gives you a range, its evidence and a confidence level — instead of inventing a tidy number and hoping nobody asks.</w:t>
       </w:r>
     </w:p>
     <w:p>
@@ -3212,23 +4784,23 @@
           <w:sz w:val="16"/>
           <w:szCs w:val="16"/>
         </w:rPr>
-        <w:t xml:space="preserve">   129 characters — cut at 125 on mobile</w:t>
-      </w:r>
-    </w:p>
-    <w:p>
-      <w:pPr>
-        <w:shd w:fill="F4F7F7" w:color="auto" w:val="clear"/>
-        <w:spacing w:after="0" w:line="260"/>
-        <w:ind w:left="140" w:right="140"/>
-      </w:pPr>
-      <w:r>
-        <w:rPr>
-          <w:rFonts w:ascii="Consolas" w:cs="Consolas" w:eastAsia="Consolas" w:hAnsi="Consolas"/>
-          <w:color w:val="1A1A1A"/>
-          <w:sz w:val="19"/>
-          <w:szCs w:val="19"/>
-        </w:rPr>
-        <w:t xml:space="preserve">Most wellbeing apps are confident about your body. This one publishes the list of things it refuses to guess at, and keeps to it.</w:t>
+        <w:t xml:space="preserve">   168 characters — cut at 125 on mobile</w:t>
+      </w:r>
+    </w:p>
+    <w:p>
+      <w:pPr>
+        <w:shd w:fill="F4F7F7" w:color="auto" w:val="clear"/>
+        <w:spacing w:after="0" w:line="260"/>
+        <w:ind w:left="140" w:right="140"/>
+      </w:pPr>
+      <w:r>
+        <w:rPr>
+          <w:rFonts w:ascii="Consolas" w:cs="Consolas" w:eastAsia="Consolas" w:hAnsi="Consolas"/>
+          <w:color w:val="1A1A1A"/>
+          <w:sz w:val="19"/>
+          <w:szCs w:val="19"/>
+        </w:rPr>
+        <w:t xml:space="preserve">Six live checks before you press the shutter: plate detected, lighting, item borders, barcode, second angle, something in frame for scale. It asks rather than guessing.</w:t>
       </w:r>
     </w:p>
     <w:p>
@@ -3267,55 +4839,71 @@
           <w:sz w:val="16"/>
           <w:szCs w:val="16"/>
         </w:rPr>
-        <w:t xml:space="preserve">   80 characters — cut at 40 on mobile</w:t>
-      </w:r>
-    </w:p>
-    <w:p>
-      <w:pPr>
-        <w:shd w:fill="F4F7F7" w:color="auto" w:val="clear"/>
-        <w:spacing w:after="0" w:line="260"/>
-        <w:ind w:left="140" w:right="140"/>
-      </w:pPr>
-      <w:r>
-        <w:rPr>
-          <w:rFonts w:ascii="Consolas" w:cs="Consolas" w:eastAsia="Consolas" w:hAnsi="Consolas"/>
-          <w:color w:val="1A1A1A"/>
-          <w:sz w:val="19"/>
-          <w:szCs w:val="19"/>
-        </w:rPr>
-        <w:t xml:space="preserve">It tells you what it won't do</w:t>
-      </w:r>
-    </w:p>
-    <w:p>
-      <w:pPr>
-        <w:shd w:fill="F4F7F7" w:color="auto" w:val="clear"/>
-        <w:spacing w:after="0" w:line="260"/>
-        <w:ind w:left="140" w:right="140"/>
-      </w:pPr>
-      <w:r>
-        <w:rPr>
-          <w:rFonts w:ascii="Consolas" w:cs="Consolas" w:eastAsia="Consolas" w:hAnsi="Consolas"/>
-          <w:color w:val="1A1A1A"/>
-          <w:sz w:val="19"/>
-          <w:szCs w:val="19"/>
-        </w:rPr>
-        <w:t xml:space="preserve">No targets you can fail</w:t>
-      </w:r>
-    </w:p>
-    <w:p>
-      <w:pPr>
-        <w:shd w:fill="F4F7F7" w:color="auto" w:val="clear"/>
-        <w:spacing w:after="0" w:line="260"/>
-        <w:ind w:left="140" w:right="140"/>
-      </w:pPr>
-      <w:r>
-        <w:rPr>
-          <w:rFonts w:ascii="Consolas" w:cs="Consolas" w:eastAsia="Consolas" w:hAnsi="Consolas"/>
-          <w:color w:val="1A1A1A"/>
-          <w:sz w:val="19"/>
-          <w:szCs w:val="19"/>
-        </w:rPr>
-        <w:t xml:space="preserve">Read what it refuses to do</w:t>
+        <w:t xml:space="preserve">   139 characters — cut at 40 on mobile</w:t>
+      </w:r>
+    </w:p>
+    <w:p>
+      <w:pPr>
+        <w:shd w:fill="F4F7F7" w:color="auto" w:val="clear"/>
+        <w:spacing w:after="0" w:line="260"/>
+        <w:ind w:left="140" w:right="140"/>
+      </w:pPr>
+      <w:r>
+        <w:rPr>
+          <w:rFonts w:ascii="Consolas" w:cs="Consolas" w:eastAsia="Consolas" w:hAnsi="Consolas"/>
+          <w:color w:val="1A1A1A"/>
+          <w:sz w:val="19"/>
+          <w:szCs w:val="19"/>
+        </w:rPr>
+        <w:t xml:space="preserve">Photograph a meal. Get an honest answer.</w:t>
+      </w:r>
+    </w:p>
+    <w:p>
+      <w:pPr>
+        <w:shd w:fill="F4F7F7" w:color="auto" w:val="clear"/>
+        <w:spacing w:after="0" w:line="260"/>
+        <w:ind w:left="140" w:right="140"/>
+      </w:pPr>
+      <w:r>
+        <w:rPr>
+          <w:rFonts w:ascii="Consolas" w:cs="Consolas" w:eastAsia="Consolas" w:hAnsi="Consolas"/>
+          <w:color w:val="1A1A1A"/>
+          <w:sz w:val="19"/>
+          <w:szCs w:val="19"/>
+        </w:rPr>
+        <w:t xml:space="preserve">It tells you what the picture missed</w:t>
+      </w:r>
+    </w:p>
+    <w:p>
+      <w:pPr>
+        <w:shd w:fill="F4F7F7" w:color="auto" w:val="clear"/>
+        <w:spacing w:after="0" w:line="260"/>
+        <w:ind w:left="140" w:right="140"/>
+      </w:pPr>
+      <w:r>
+        <w:rPr>
+          <w:rFonts w:ascii="Consolas" w:cs="Consolas" w:eastAsia="Consolas" w:hAnsi="Consolas"/>
+          <w:color w:val="1A1A1A"/>
+          <w:sz w:val="19"/>
+          <w:szCs w:val="19"/>
+        </w:rPr>
+        <w:t xml:space="preserve">Six checks before the shutter</w:t>
+      </w:r>
+    </w:p>
+    <w:p>
+      <w:pPr>
+        <w:shd w:fill="F4F7F7" w:color="auto" w:val="clear"/>
+        <w:spacing w:after="0" w:line="260"/>
+        <w:ind w:left="140" w:right="140"/>
+      </w:pPr>
+      <w:r>
+        <w:rPr>
+          <w:rFonts w:ascii="Consolas" w:cs="Consolas" w:eastAsia="Consolas" w:hAnsi="Consolas"/>
+          <w:color w:val="1A1A1A"/>
+          <w:sz w:val="19"/>
+          <w:szCs w:val="19"/>
+        </w:rPr>
+        <w:t xml:space="preserve">A range, not an invented number</w:t>
       </w:r>
     </w:p>
     <w:p>
@@ -3354,23 +4942,7 @@
           <w:sz w:val="16"/>
           <w:szCs w:val="16"/>
         </w:rPr>
-        <w:t xml:space="preserve">   66 characters — cut at 30 on mobile</w:t>
-      </w:r>
-    </w:p>
-    <w:p>
-      <w:pPr>
-        <w:shd w:fill="F4F7F7" w:color="auto" w:val="clear"/>
-        <w:spacing w:after="0" w:line="260"/>
-        <w:ind w:left="140" w:right="140"/>
-      </w:pPr>
-      <w:r>
-        <w:rPr>
-          <w:rFonts w:ascii="Consolas" w:cs="Consolas" w:eastAsia="Consolas" w:hAnsi="Consolas"/>
-          <w:color w:val="1A1A1A"/>
-          <w:sz w:val="19"/>
-          <w:szCs w:val="19"/>
-        </w:rPr>
-        <w:t xml:space="preserve">Published, not promised.</w:t>
+        <w:t xml:space="preserve">   64 characters — cut at 30 on mobile</w:t>
       </w:r>
     </w:p>
     <w:p>
@@ -3402,7 +4974,23 @@
           <w:sz w:val="19"/>
           <w:szCs w:val="19"/>
         </w:rPr>
-        <w:t xml:space="preserve">See the full list</w:t>
+        <w:t xml:space="preserve">See how it reads a plate</w:t>
+      </w:r>
+    </w:p>
+    <w:p>
+      <w:pPr>
+        <w:shd w:fill="F4F7F7" w:color="auto" w:val="clear"/>
+        <w:spacing w:after="0" w:line="260"/>
+        <w:ind w:left="140" w:right="140"/>
+      </w:pPr>
+      <w:r>
+        <w:rPr>
+          <w:rFonts w:ascii="Consolas" w:cs="Consolas" w:eastAsia="Consolas" w:hAnsi="Consolas"/>
+          <w:color w:val="1A1A1A"/>
+          <w:sz w:val="19"/>
+          <w:szCs w:val="19"/>
+        </w:rPr>
+        <w:t xml:space="preserve">Six live checks</w:t>
       </w:r>
     </w:p>
     <w:p>
@@ -3439,7 +5027,7 @@
           <w:sz w:val="21"/>
           <w:szCs w:val="21"/>
         </w:rPr>
-        <w:t xml:space="preserve">Typographic, no photograph at all. Deep navy ground, the refusals set as plain text. It will look unlike everything around it in the feed, which is the entire point.</w:t>
+        <w:t xml:space="preserve">A phone held over a real, ordinary plate — not styled food — with the capture guides visible on screen. Home kitchen, honest lighting. Never a diet plate, never a scale.</w:t>
       </w:r>
     </w:p>
     <w:p>
@@ -3471,7 +5059,7 @@
           <w:sz w:val="25"/>
           <w:szCs w:val="25"/>
         </w:rPr>
-        <w:t xml:space="preserve">Concept D — For whoever you look after</w:t>
+        <w:t xml:space="preserve">Concept D — Six age modes, one product</w:t>
       </w:r>
     </w:p>
     <w:p>
@@ -3489,7 +5077,7 @@
           <w:sz w:val="16"/>
           <w:szCs w:val="16"/>
         </w:rPr>
-        <w:t xml:space="preserve">Ad set 3 only</w:t>
+        <w:t xml:space="preserve">Nobody else can run this</w:t>
       </w:r>
     </w:p>
     <w:p>
@@ -3503,7 +5091,7 @@
           <w:sz w:val="21"/>
           <w:szCs w:val="21"/>
         </w:rPr>
-        <w:t xml:space="preserve">Speaks to the buyer rather than the user — the adult child, the person who took a parent to the class. Written so it never says anything about the reader’s health, or anybody else’s.</w:t>
+        <w:t xml:space="preserve">Six registers derived from age mode, each carrying different prohibitions rather than a tone slider. Explorer Mode never says anything evaluative about a body; Vitality Mode never uses timers or scores. One account, ten to a hundred — no competitor in this category can make the same claim.</w:t>
       </w:r>
     </w:p>
     <w:p>
@@ -3530,23 +5118,23 @@
           <w:sz w:val="16"/>
           <w:szCs w:val="16"/>
         </w:rPr>
-        <w:t xml:space="preserve">   120 characters — fits</w:t>
-      </w:r>
-    </w:p>
-    <w:p>
-      <w:pPr>
-        <w:shd w:fill="F4F7F7" w:color="auto" w:val="clear"/>
-        <w:spacing w:after="0" w:line="260"/>
-        <w:ind w:left="140" w:right="140"/>
-      </w:pPr>
-      <w:r>
-        <w:rPr>
-          <w:rFonts w:ascii="Consolas" w:cs="Consolas" w:eastAsia="Consolas" w:hAnsi="Consolas"/>
-          <w:color w:val="1A1A1A"/>
-          <w:sz w:val="19"/>
-          <w:szCs w:val="19"/>
-        </w:rPr>
-        <w:t xml:space="preserve">If you look after someone, you already know the hard part is the week after the class ends. This is built for that week.</w:t>
+        <w:t xml:space="preserve">   193 characters — cut at 125 on mobile</w:t>
+      </w:r>
+    </w:p>
+    <w:p>
+      <w:pPr>
+        <w:shd w:fill="F4F7F7" w:color="auto" w:val="clear"/>
+        <w:spacing w:after="0" w:line="260"/>
+        <w:ind w:left="140" w:right="140"/>
+      </w:pPr>
+      <w:r>
+        <w:rPr>
+          <w:rFonts w:ascii="Consolas" w:cs="Consolas" w:eastAsia="Consolas" w:hAnsi="Consolas"/>
+          <w:color w:val="1A1A1A"/>
+          <w:sz w:val="19"/>
+          <w:szCs w:val="19"/>
+        </w:rPr>
+        <w:t xml:space="preserve">Six age modes, one product. Explorer Mode never says anything evaluative about a body. Vitality Mode never uses timers or scores. Same engine, six different sets of rules about what it may say.</w:t>
       </w:r>
     </w:p>
     <w:p>
@@ -3585,23 +5173,23 @@
           <w:sz w:val="16"/>
           <w:szCs w:val="16"/>
         </w:rPr>
-        <w:t xml:space="preserve">   119 characters — fits</w:t>
-      </w:r>
-    </w:p>
-    <w:p>
-      <w:pPr>
-        <w:shd w:fill="F4F7F7" w:color="auto" w:val="clear"/>
-        <w:spacing w:after="0" w:line="260"/>
-        <w:ind w:left="140" w:right="140"/>
-      </w:pPr>
-      <w:r>
-        <w:rPr>
-          <w:rFonts w:ascii="Consolas" w:cs="Consolas" w:eastAsia="Consolas" w:hAnsi="Consolas"/>
-          <w:color w:val="1A1A1A"/>
-          <w:sz w:val="19"/>
-          <w:szCs w:val="19"/>
-        </w:rPr>
-        <w:t xml:space="preserve">Two minutes of movement, on a phone that is already in the room. Built for ages 10 to 100, so it works for both of you.</w:t>
+        <w:t xml:space="preserve">   171 characters — cut at 125 on mobile</w:t>
+      </w:r>
+    </w:p>
+    <w:p>
+      <w:pPr>
+        <w:shd w:fill="F4F7F7" w:color="auto" w:val="clear"/>
+        <w:spacing w:after="0" w:line="260"/>
+        <w:ind w:left="140" w:right="140"/>
+      </w:pPr>
+      <w:r>
+        <w:rPr>
+          <w:rFonts w:ascii="Consolas" w:cs="Consolas" w:eastAsia="Consolas" w:hAnsi="Consolas"/>
+          <w:color w:val="1A1A1A"/>
+          <w:sz w:val="19"/>
+          <w:szCs w:val="19"/>
+        </w:rPr>
+        <w:t xml:space="preserve">One account covers the whole household — a ten-year-old and a ninety-year-old, each getting something built for them rather than a watered-down version of somebody else's.</w:t>
       </w:r>
     </w:p>
     <w:p>
@@ -3640,55 +5228,71 @@
           <w:sz w:val="16"/>
           <w:szCs w:val="16"/>
         </w:rPr>
-        <w:t xml:space="preserve">   82 characters — cut at 40 on mobile</w:t>
-      </w:r>
-    </w:p>
-    <w:p>
-      <w:pPr>
-        <w:shd w:fill="F4F7F7" w:color="auto" w:val="clear"/>
-        <w:spacing w:after="0" w:line="260"/>
-        <w:ind w:left="140" w:right="140"/>
-      </w:pPr>
-      <w:r>
-        <w:rPr>
-          <w:rFonts w:ascii="Consolas" w:cs="Consolas" w:eastAsia="Consolas" w:hAnsi="Consolas"/>
-          <w:color w:val="1A1A1A"/>
-          <w:sz w:val="19"/>
-          <w:szCs w:val="19"/>
-        </w:rPr>
-        <w:t xml:space="preserve">For whoever you look after</w:t>
-      </w:r>
-    </w:p>
-    <w:p>
-      <w:pPr>
-        <w:shd w:fill="F4F7F7" w:color="auto" w:val="clear"/>
-        <w:spacing w:after="0" w:line="260"/>
-        <w:ind w:left="140" w:right="140"/>
-      </w:pPr>
-      <w:r>
-        <w:rPr>
-          <w:rFonts w:ascii="Consolas" w:cs="Consolas" w:eastAsia="Consolas" w:hAnsi="Consolas"/>
-          <w:color w:val="1A1A1A"/>
-          <w:sz w:val="19"/>
-          <w:szCs w:val="19"/>
-        </w:rPr>
-        <w:t xml:space="preserve">The week after the class ends</w:t>
-      </w:r>
-    </w:p>
-    <w:p>
-      <w:pPr>
-        <w:shd w:fill="F4F7F7" w:color="auto" w:val="clear"/>
-        <w:spacing w:after="0" w:line="260"/>
-        <w:ind w:left="140" w:right="140"/>
-      </w:pPr>
-      <w:r>
-        <w:rPr>
-          <w:rFonts w:ascii="Consolas" w:cs="Consolas" w:eastAsia="Consolas" w:hAnsi="Consolas"/>
-          <w:color w:val="1A1A1A"/>
-          <w:sz w:val="19"/>
-          <w:szCs w:val="19"/>
-        </w:rPr>
-        <w:t xml:space="preserve">Something for both of you</w:t>
+        <w:t xml:space="preserve">   115 characters — cut at 40 on mobile</w:t>
+      </w:r>
+    </w:p>
+    <w:p>
+      <w:pPr>
+        <w:shd w:fill="F4F7F7" w:color="auto" w:val="clear"/>
+        <w:spacing w:after="0" w:line="260"/>
+        <w:ind w:left="140" w:right="140"/>
+      </w:pPr>
+      <w:r>
+        <w:rPr>
+          <w:rFonts w:ascii="Consolas" w:cs="Consolas" w:eastAsia="Consolas" w:hAnsi="Consolas"/>
+          <w:color w:val="1A1A1A"/>
+          <w:sz w:val="19"/>
+          <w:szCs w:val="19"/>
+        </w:rPr>
+        <w:t xml:space="preserve">Six modes. Ages 10 to 100.</w:t>
+      </w:r>
+    </w:p>
+    <w:p>
+      <w:pPr>
+        <w:shd w:fill="F4F7F7" w:color="auto" w:val="clear"/>
+        <w:spacing w:after="0" w:line="260"/>
+        <w:ind w:left="140" w:right="140"/>
+      </w:pPr>
+      <w:r>
+        <w:rPr>
+          <w:rFonts w:ascii="Consolas" w:cs="Consolas" w:eastAsia="Consolas" w:hAnsi="Consolas"/>
+          <w:color w:val="1A1A1A"/>
+          <w:sz w:val="19"/>
+          <w:szCs w:val="19"/>
+        </w:rPr>
+        <w:t xml:space="preserve">One account. Every age in the house.</w:t>
+      </w:r>
+    </w:p>
+    <w:p>
+      <w:pPr>
+        <w:shd w:fill="F4F7F7" w:color="auto" w:val="clear"/>
+        <w:spacing w:after="0" w:line="260"/>
+        <w:ind w:left="140" w:right="140"/>
+      </w:pPr>
+      <w:r>
+        <w:rPr>
+          <w:rFonts w:ascii="Consolas" w:cs="Consolas" w:eastAsia="Consolas" w:hAnsi="Consolas"/>
+          <w:color w:val="1A1A1A"/>
+          <w:sz w:val="19"/>
+          <w:szCs w:val="19"/>
+        </w:rPr>
+        <w:t xml:space="preserve">Built for ten and for ninety</w:t>
+      </w:r>
+    </w:p>
+    <w:p>
+      <w:pPr>
+        <w:shd w:fill="F4F7F7" w:color="auto" w:val="clear"/>
+        <w:spacing w:after="0" w:line="260"/>
+        <w:ind w:left="140" w:right="140"/>
+      </w:pPr>
+      <w:r>
+        <w:rPr>
+          <w:rFonts w:ascii="Consolas" w:cs="Consolas" w:eastAsia="Consolas" w:hAnsi="Consolas"/>
+          <w:color w:val="1A1A1A"/>
+          <w:sz w:val="19"/>
+          <w:szCs w:val="19"/>
+        </w:rPr>
+        <w:t xml:space="preserve">Six voices, one engine</w:t>
       </w:r>
     </w:p>
     <w:p>
@@ -3743,39 +5347,39 @@
           <w:sz w:val="19"/>
           <w:szCs w:val="19"/>
         </w:rPr>
+        <w:t xml:space="preserve">Ages 10 to 100.</w:t>
+      </w:r>
+    </w:p>
+    <w:p>
+      <w:pPr>
+        <w:shd w:fill="F4F7F7" w:color="auto" w:val="clear"/>
+        <w:spacing w:after="0" w:line="260"/>
+        <w:ind w:left="140" w:right="140"/>
+      </w:pPr>
+      <w:r>
+        <w:rPr>
+          <w:rFonts w:ascii="Consolas" w:cs="Consolas" w:eastAsia="Consolas" w:hAnsi="Consolas"/>
+          <w:color w:val="1A1A1A"/>
+          <w:sz w:val="19"/>
+          <w:szCs w:val="19"/>
+        </w:rPr>
+        <w:t xml:space="preserve">Up to 6 people</w:t>
+      </w:r>
+    </w:p>
+    <w:p>
+      <w:pPr>
+        <w:shd w:fill="F4F7F7" w:color="auto" w:val="clear"/>
+        <w:spacing w:after="0" w:line="260"/>
+        <w:ind w:left="140" w:right="140"/>
+      </w:pPr>
+      <w:r>
+        <w:rPr>
+          <w:rFonts w:ascii="Consolas" w:cs="Consolas" w:eastAsia="Consolas" w:hAnsi="Consolas"/>
+          <w:color w:val="1A1A1A"/>
+          <w:sz w:val="19"/>
+          <w:szCs w:val="19"/>
+        </w:rPr>
         <w:t xml:space="preserve">Free to start. No card.</w:t>
-      </w:r>
-    </w:p>
-    <w:p>
-      <w:pPr>
-        <w:shd w:fill="F4F7F7" w:color="auto" w:val="clear"/>
-        <w:spacing w:after="0" w:line="260"/>
-        <w:ind w:left="140" w:right="140"/>
-      </w:pPr>
-      <w:r>
-        <w:rPr>
-          <w:rFonts w:ascii="Consolas" w:cs="Consolas" w:eastAsia="Consolas" w:hAnsi="Consolas"/>
-          <w:color w:val="1A1A1A"/>
-          <w:sz w:val="19"/>
-          <w:szCs w:val="19"/>
-        </w:rPr>
-        <w:t xml:space="preserve">Ages 10 to 100.</w:t>
-      </w:r>
-    </w:p>
-    <w:p>
-      <w:pPr>
-        <w:shd w:fill="F4F7F7" w:color="auto" w:val="clear"/>
-        <w:spacing w:after="0" w:line="260"/>
-        <w:ind w:left="140" w:right="140"/>
-      </w:pPr>
-      <w:r>
-        <w:rPr>
-          <w:rFonts w:ascii="Consolas" w:cs="Consolas" w:eastAsia="Consolas" w:hAnsi="Consolas"/>
-          <w:color w:val="1A1A1A"/>
-          <w:sz w:val="19"/>
-          <w:szCs w:val="19"/>
-        </w:rPr>
-        <w:t xml:space="preserve">No card needed</w:t>
       </w:r>
     </w:p>
     <w:p>
@@ -3812,7 +5416,785 @@
           <w:sz w:val="21"/>
           <w:szCs w:val="21"/>
         </w:rPr>
-        <w:t xml:space="preserve">Two people, one phone, side by side — the caring gesture, not the care task. Faces relaxed. Nothing that reads as medical: no clinic, no walking frame, no uniform.</w:t>
+        <w:t xml:space="preserve">Two generations in one frame doing the same small thing — a grandparent and a grandchild both standing up from a chair. Warm, domestic, unstaged.</w:t>
+      </w:r>
+    </w:p>
+    <w:p>
+      <w:pPr>
+        <w:pBdr>
+          <w:bottom w:val="single" w:color="DCE6E4" w:sz="6"/>
+        </w:pBdr>
+        <w:spacing w:after="160" w:before="160"/>
+      </w:pPr>
+      <w:r>
+        <w:rPr>
+          <w:sz w:val="2"/>
+          <w:szCs w:val="2"/>
+        </w:rPr>
+        <w:t xml:space="preserve"/>
+      </w:r>
+    </w:p>
+    <w:p>
+      <w:pPr>
+        <w:pStyle w:val="Heading2"/>
+        <w:spacing w:after="90" w:before="280"/>
+      </w:pPr>
+      <w:r>
+        <w:rPr>
+          <w:rFonts w:ascii="Calibri" w:cs="Calibri" w:eastAsia="Calibri" w:hAnsi="Calibri"/>
+          <w:b/>
+          <w:bCs/>
+          <w:color w:val="102A43"/>
+          <w:sz w:val="25"/>
+          <w:szCs w:val="25"/>
+        </w:rPr>
+        <w:t xml:space="preserve">Concept E — Two minutes, and the timeline that proves it</w:t>
+      </w:r>
+    </w:p>
+    <w:p>
+      <w:pPr>
+        <w:spacing w:after="50" w:before="180"/>
+      </w:pPr>
+      <w:r>
+        <w:rPr>
+          <w:rFonts w:ascii="Calibri" w:cs="Calibri" w:eastAsia="Calibri" w:hAnsi="Calibri"/>
+          <w:b/>
+          <w:bCs/>
+          <w:caps/>
+          <w:color w:val="00786C"/>
+          <w:spacing w:val="40"/>
+          <w:sz w:val="16"/>
+          <w:szCs w:val="16"/>
+        </w:rPr>
+        <w:t xml:space="preserve">The clearest benefit</w:t>
+      </w:r>
+    </w:p>
+    <w:p>
+      <w:pPr>
+        <w:spacing w:after="140" w:line="276"/>
+      </w:pPr>
+      <w:r>
+        <w:rPr>
+          <w:rFonts w:ascii="Calibri" w:cs="Calibri" w:eastAsia="Calibri" w:hAnsi="Calibri"/>
+          <w:color w:val="536575"/>
+          <w:sz w:val="21"/>
+          <w:szCs w:val="21"/>
+        </w:rPr>
+        <w:t xml:space="preserve">The sedentary timeline is the screen that converts. It shows somebody their own working day with the movement already dropped into it — committed time, gaps found, prompts held back. This is the concept that makes the promise concrete rather than aspirational.</w:t>
+      </w:r>
+    </w:p>
+    <w:p>
+      <w:pPr>
+        <w:spacing w:after="0" w:before="180"/>
+      </w:pPr>
+      <w:r>
+        <w:rPr>
+          <w:rFonts w:ascii="Calibri" w:cs="Calibri" w:eastAsia="Calibri" w:hAnsi="Calibri"/>
+          <w:b/>
+          <w:bCs/>
+          <w:caps/>
+          <w:color w:val="00786C"/>
+          <w:spacing w:val="30"/>
+          <w:sz w:val="16"/>
+          <w:szCs w:val="16"/>
+        </w:rPr>
+        <w:t xml:space="preserve">Primary text 1</w:t>
+      </w:r>
+      <w:r>
+        <w:rPr>
+          <w:rFonts w:ascii="Calibri" w:cs="Calibri" w:eastAsia="Calibri" w:hAnsi="Calibri"/>
+          <w:color w:val="536575"/>
+          <w:sz w:val="16"/>
+          <w:szCs w:val="16"/>
+        </w:rPr>
+        <w:t xml:space="preserve">   170 characters — cut at 125 on mobile</w:t>
+      </w:r>
+    </w:p>
+    <w:p>
+      <w:pPr>
+        <w:shd w:fill="F4F7F7" w:color="auto" w:val="clear"/>
+        <w:spacing w:after="0" w:line="260"/>
+        <w:ind w:left="140" w:right="140"/>
+      </w:pPr>
+      <w:r>
+        <w:rPr>
+          <w:rFonts w:ascii="Consolas" w:cs="Consolas" w:eastAsia="Consolas" w:hAnsi="Consolas"/>
+          <w:color w:val="1A1A1A"/>
+          <w:sz w:val="19"/>
+          <w:szCs w:val="19"/>
+        </w:rPr>
+        <w:t xml:space="preserve">Fitness apps compete for the hour you don't have. Jess Move owns the two-minute gaps you didn't know you had — and shows you your own day with the movement already in it.</w:t>
+      </w:r>
+    </w:p>
+    <w:p>
+      <w:pPr>
+        <w:spacing w:after="120"/>
+      </w:pPr>
+      <w:r>
+        <w:rPr>
+          <w:sz w:val="2"/>
+          <w:szCs w:val="2"/>
+        </w:rPr>
+        <w:t xml:space="preserve"/>
+      </w:r>
+    </w:p>
+    <w:p>
+      <w:pPr>
+        <w:spacing w:after="0" w:before="180"/>
+      </w:pPr>
+      <w:r>
+        <w:rPr>
+          <w:rFonts w:ascii="Calibri" w:cs="Calibri" w:eastAsia="Calibri" w:hAnsi="Calibri"/>
+          <w:b/>
+          <w:bCs/>
+          <w:caps/>
+          <w:color w:val="00786C"/>
+          <w:spacing w:val="30"/>
+          <w:sz w:val="16"/>
+          <w:szCs w:val="16"/>
+        </w:rPr>
+        <w:t xml:space="preserve">Primary text 2</w:t>
+      </w:r>
+      <w:r>
+        <w:rPr>
+          <w:rFonts w:ascii="Calibri" w:cs="Calibri" w:eastAsia="Calibri" w:hAnsi="Calibri"/>
+          <w:color w:val="536575"/>
+          <w:sz w:val="16"/>
+          <w:szCs w:val="16"/>
+        </w:rPr>
+        <w:t xml:space="preserve">   178 characters — cut at 125 on mobile</w:t>
+      </w:r>
+    </w:p>
+    <w:p>
+      <w:pPr>
+        <w:shd w:fill="F4F7F7" w:color="auto" w:val="clear"/>
+        <w:spacing w:after="0" w:line="260"/>
+        <w:ind w:left="140" w:right="140"/>
+      </w:pPr>
+      <w:r>
+        <w:rPr>
+          <w:rFonts w:ascii="Consolas" w:cs="Consolas" w:eastAsia="Consolas" w:hAnsi="Consolas"/>
+          <w:color w:val="1A1A1A"/>
+          <w:sz w:val="19"/>
+          <w:szCs w:val="19"/>
+        </w:rPr>
+        <w:t xml:space="preserve">A visual map of your day: committed time, gaps found, movements delivered, and the prompts it deliberately held back. It is the screen that makes people say “oh, I do have time”.</w:t>
+      </w:r>
+    </w:p>
+    <w:p>
+      <w:pPr>
+        <w:spacing w:after="120"/>
+      </w:pPr>
+      <w:r>
+        <w:rPr>
+          <w:sz w:val="2"/>
+          <w:szCs w:val="2"/>
+        </w:rPr>
+        <w:t xml:space="preserve"/>
+      </w:r>
+    </w:p>
+    <w:p>
+      <w:pPr>
+        <w:spacing w:after="0" w:before="180"/>
+      </w:pPr>
+      <w:r>
+        <w:rPr>
+          <w:rFonts w:ascii="Calibri" w:cs="Calibri" w:eastAsia="Calibri" w:hAnsi="Calibri"/>
+          <w:b/>
+          <w:bCs/>
+          <w:caps/>
+          <w:color w:val="00786C"/>
+          <w:spacing w:val="30"/>
+          <w:sz w:val="16"/>
+          <w:szCs w:val="16"/>
+        </w:rPr>
+        <w:t xml:space="preserve">Headlines — one per ad</w:t>
+      </w:r>
+      <w:r>
+        <w:rPr>
+          <w:rFonts w:ascii="Calibri" w:cs="Calibri" w:eastAsia="Calibri" w:hAnsi="Calibri"/>
+          <w:color w:val="536575"/>
+          <w:sz w:val="16"/>
+          <w:szCs w:val="16"/>
+        </w:rPr>
+        <w:t xml:space="preserve">   131 characters — cut at 40 on mobile</w:t>
+      </w:r>
+    </w:p>
+    <w:p>
+      <w:pPr>
+        <w:shd w:fill="F4F7F7" w:color="auto" w:val="clear"/>
+        <w:spacing w:after="0" w:line="260"/>
+        <w:ind w:left="140" w:right="140"/>
+      </w:pPr>
+      <w:r>
+        <w:rPr>
+          <w:rFonts w:ascii="Consolas" w:cs="Consolas" w:eastAsia="Consolas" w:hAnsi="Consolas"/>
+          <w:color w:val="1A1A1A"/>
+          <w:sz w:val="19"/>
+          <w:szCs w:val="19"/>
+        </w:rPr>
+        <w:t xml:space="preserve">Two minutes. That's the whole idea.</w:t>
+      </w:r>
+    </w:p>
+    <w:p>
+      <w:pPr>
+        <w:shd w:fill="F4F7F7" w:color="auto" w:val="clear"/>
+        <w:spacing w:after="0" w:line="260"/>
+        <w:ind w:left="140" w:right="140"/>
+      </w:pPr>
+      <w:r>
+        <w:rPr>
+          <w:rFonts w:ascii="Consolas" w:cs="Consolas" w:eastAsia="Consolas" w:hAnsi="Consolas"/>
+          <w:color w:val="1A1A1A"/>
+          <w:sz w:val="19"/>
+          <w:szCs w:val="19"/>
+        </w:rPr>
+        <w:t xml:space="preserve">Your day already has room in it</w:t>
+      </w:r>
+    </w:p>
+    <w:p>
+      <w:pPr>
+        <w:shd w:fill="F4F7F7" w:color="auto" w:val="clear"/>
+        <w:spacing w:after="0" w:line="260"/>
+        <w:ind w:left="140" w:right="140"/>
+      </w:pPr>
+      <w:r>
+        <w:rPr>
+          <w:rFonts w:ascii="Consolas" w:cs="Consolas" w:eastAsia="Consolas" w:hAnsi="Consolas"/>
+          <w:color w:val="1A1A1A"/>
+          <w:sz w:val="19"/>
+          <w:szCs w:val="19"/>
+        </w:rPr>
+        <w:t xml:space="preserve">It shows you your own day</w:t>
+      </w:r>
+    </w:p>
+    <w:p>
+      <w:pPr>
+        <w:shd w:fill="F4F7F7" w:color="auto" w:val="clear"/>
+        <w:spacing w:after="0" w:line="260"/>
+        <w:ind w:left="140" w:right="140"/>
+      </w:pPr>
+      <w:r>
+        <w:rPr>
+          <w:rFonts w:ascii="Consolas" w:cs="Consolas" w:eastAsia="Consolas" w:hAnsi="Consolas"/>
+          <w:color w:val="1A1A1A"/>
+          <w:sz w:val="19"/>
+          <w:szCs w:val="19"/>
+        </w:rPr>
+        <w:t xml:space="preserve">Owns the gaps you didn't know you had</w:t>
+      </w:r>
+    </w:p>
+    <w:p>
+      <w:pPr>
+        <w:spacing w:after="120"/>
+      </w:pPr>
+      <w:r>
+        <w:rPr>
+          <w:sz w:val="2"/>
+          <w:szCs w:val="2"/>
+        </w:rPr>
+        <w:t xml:space="preserve"/>
+      </w:r>
+    </w:p>
+    <w:p>
+      <w:pPr>
+        <w:spacing w:after="0" w:before="180"/>
+      </w:pPr>
+      <w:r>
+        <w:rPr>
+          <w:rFonts w:ascii="Calibri" w:cs="Calibri" w:eastAsia="Calibri" w:hAnsi="Calibri"/>
+          <w:b/>
+          <w:bCs/>
+          <w:caps/>
+          <w:color w:val="00786C"/>
+          <w:spacing w:val="30"/>
+          <w:sz w:val="16"/>
+          <w:szCs w:val="16"/>
+        </w:rPr>
+        <w:t xml:space="preserve">Descriptions</w:t>
+      </w:r>
+      <w:r>
+        <w:rPr>
+          <w:rFonts w:ascii="Calibri" w:cs="Calibri" w:eastAsia="Calibri" w:hAnsi="Calibri"/>
+          <w:color w:val="536575"/>
+          <w:sz w:val="16"/>
+          <w:szCs w:val="16"/>
+        </w:rPr>
+        <w:t xml:space="preserve">   63 characters — cut at 30 on mobile</w:t>
+      </w:r>
+    </w:p>
+    <w:p>
+      <w:pPr>
+        <w:shd w:fill="F4F7F7" w:color="auto" w:val="clear"/>
+        <w:spacing w:after="0" w:line="260"/>
+        <w:ind w:left="140" w:right="140"/>
+      </w:pPr>
+      <w:r>
+        <w:rPr>
+          <w:rFonts w:ascii="Consolas" w:cs="Consolas" w:eastAsia="Consolas" w:hAnsi="Consolas"/>
+          <w:color w:val="1A1A1A"/>
+          <w:sz w:val="19"/>
+          <w:szCs w:val="19"/>
+        </w:rPr>
+        <w:t xml:space="preserve">Two minutes at a time.</w:t>
+      </w:r>
+    </w:p>
+    <w:p>
+      <w:pPr>
+        <w:shd w:fill="F4F7F7" w:color="auto" w:val="clear"/>
+        <w:spacing w:after="0" w:line="260"/>
+        <w:ind w:left="140" w:right="140"/>
+      </w:pPr>
+      <w:r>
+        <w:rPr>
+          <w:rFonts w:ascii="Consolas" w:cs="Consolas" w:eastAsia="Consolas" w:hAnsi="Consolas"/>
+          <w:color w:val="1A1A1A"/>
+          <w:sz w:val="19"/>
+          <w:szCs w:val="19"/>
+        </w:rPr>
+        <w:t xml:space="preserve">Free to start. No card.</w:t>
+      </w:r>
+    </w:p>
+    <w:p>
+      <w:pPr>
+        <w:shd w:fill="F4F7F7" w:color="auto" w:val="clear"/>
+        <w:spacing w:after="0" w:line="260"/>
+        <w:ind w:left="140" w:right="140"/>
+      </w:pPr>
+      <w:r>
+        <w:rPr>
+          <w:rFonts w:ascii="Consolas" w:cs="Consolas" w:eastAsia="Consolas" w:hAnsi="Consolas"/>
+          <w:color w:val="1A1A1A"/>
+          <w:sz w:val="19"/>
+          <w:szCs w:val="19"/>
+        </w:rPr>
+        <w:t xml:space="preserve">See your own day</w:t>
+      </w:r>
+    </w:p>
+    <w:p>
+      <w:pPr>
+        <w:spacing w:after="120"/>
+      </w:pPr>
+      <w:r>
+        <w:rPr>
+          <w:sz w:val="2"/>
+          <w:szCs w:val="2"/>
+        </w:rPr>
+        <w:t xml:space="preserve"/>
+      </w:r>
+    </w:p>
+    <w:p>
+      <w:pPr>
+        <w:spacing w:after="200" w:line="276"/>
+      </w:pPr>
+      <w:r>
+        <w:rPr>
+          <w:rFonts w:ascii="Calibri" w:cs="Calibri" w:eastAsia="Calibri" w:hAnsi="Calibri"/>
+          <w:b/>
+          <w:bCs/>
+          <w:color w:val="102A43"/>
+          <w:sz w:val="21"/>
+          <w:szCs w:val="21"/>
+        </w:rPr>
+        <w:t xml:space="preserve">Picture brief.  </w:t>
+      </w:r>
+      <w:r>
+        <w:rPr>
+          <w:rFonts w:ascii="Calibri" w:cs="Calibri" w:eastAsia="Calibri" w:hAnsi="Calibri"/>
+          <w:color w:val="1A1A1A"/>
+          <w:sz w:val="21"/>
+          <w:szCs w:val="21"/>
+        </w:rPr>
+        <w:t xml:space="preserve">The sedentary timeline itself, rendered large and clean — a working day as a bar, with the gaps marked. Typographic and diagrammatic rather than photographic.</w:t>
+      </w:r>
+    </w:p>
+    <w:p>
+      <w:pPr>
+        <w:pBdr>
+          <w:bottom w:val="single" w:color="DCE6E4" w:sz="6"/>
+        </w:pBdr>
+        <w:spacing w:after="160" w:before="160"/>
+      </w:pPr>
+      <w:r>
+        <w:rPr>
+          <w:sz w:val="2"/>
+          <w:szCs w:val="2"/>
+        </w:rPr>
+        <w:t xml:space="preserve"/>
+      </w:r>
+    </w:p>
+    <w:p>
+      <w:pPr>
+        <w:pStyle w:val="Heading2"/>
+        <w:spacing w:after="90" w:before="280"/>
+      </w:pPr>
+      <w:r>
+        <w:rPr>
+          <w:rFonts w:ascii="Calibri" w:cs="Calibri" w:eastAsia="Calibri" w:hAnsi="Calibri"/>
+          <w:b/>
+          <w:bCs/>
+          <w:color w:val="102A43"/>
+          <w:sz w:val="25"/>
+          <w:szCs w:val="25"/>
+        </w:rPr>
+        <w:t xml:space="preserve">Concept F — Seven things it refuses</w:t>
+      </w:r>
+    </w:p>
+    <w:p>
+      <w:pPr>
+        <w:spacing w:after="50" w:before="180"/>
+      </w:pPr>
+      <w:r>
+        <w:rPr>
+          <w:rFonts w:ascii="Calibri" w:cs="Calibri" w:eastAsia="Calibri" w:hAnsi="Calibri"/>
+          <w:b/>
+          <w:bCs/>
+          <w:caps/>
+          <w:color w:val="00786C"/>
+          <w:spacing w:val="40"/>
+          <w:sz w:val="16"/>
+          <w:szCs w:val="16"/>
+        </w:rPr>
+        <w:t xml:space="preserve">Trust play — run last, retarget with it</w:t>
+      </w:r>
+    </w:p>
+    <w:p>
+      <w:pPr>
+        <w:spacing w:after="140" w:line="276"/>
+      </w:pPr>
+      <w:r>
+        <w:rPr>
+          <w:rFonts w:ascii="Calibri" w:cs="Calibri" w:eastAsia="Calibri" w:hAnsi="Calibri"/>
+          <w:color w:val="536575"/>
+          <w:sz w:val="21"/>
+          <w:szCs w:val="21"/>
+        </w:rPr>
+        <w:t xml:space="preserve">Everyone in this category over-promises, so the product that publishes its refusals stands out by contrast. These are hard refusals rather than confidence thresholds — a better model does not unlock them — and the hazard log and assurance page are live, which is what permits saying it in an advert at all.</w:t>
+      </w:r>
+    </w:p>
+    <w:p>
+      <w:pPr>
+        <w:spacing w:after="0" w:before="180"/>
+      </w:pPr>
+      <w:r>
+        <w:rPr>
+          <w:rFonts w:ascii="Calibri" w:cs="Calibri" w:eastAsia="Calibri" w:hAnsi="Calibri"/>
+          <w:b/>
+          <w:bCs/>
+          <w:caps/>
+          <w:color w:val="00786C"/>
+          <w:spacing w:val="30"/>
+          <w:sz w:val="16"/>
+          <w:szCs w:val="16"/>
+        </w:rPr>
+        <w:t xml:space="preserve">Primary text 1</w:t>
+      </w:r>
+      <w:r>
+        <w:rPr>
+          <w:rFonts w:ascii="Calibri" w:cs="Calibri" w:eastAsia="Calibri" w:hAnsi="Calibri"/>
+          <w:color w:val="536575"/>
+          <w:sz w:val="16"/>
+          <w:szCs w:val="16"/>
+        </w:rPr>
+        <w:t xml:space="preserve">   184 characters — cut at 125 on mobile</w:t>
+      </w:r>
+    </w:p>
+    <w:p>
+      <w:pPr>
+        <w:shd w:fill="F4F7F7" w:color="auto" w:val="clear"/>
+        <w:spacing w:after="0" w:line="260"/>
+        <w:ind w:left="140" w:right="140"/>
+      </w:pPr>
+      <w:r>
+        <w:rPr>
+          <w:rFonts w:ascii="Consolas" w:cs="Consolas" w:eastAsia="Consolas" w:hAnsi="Consolas"/>
+          <w:color w:val="1A1A1A"/>
+          <w:sz w:val="19"/>
+          <w:szCs w:val="19"/>
+        </w:rPr>
+        <w:t xml:space="preserve">It won't diagnose, won't invent a movement outside the reviewed library, won't override a safety block because you insisted, and won't discuss a child's weight. Refusals, not settings.</w:t>
+      </w:r>
+    </w:p>
+    <w:p>
+      <w:pPr>
+        <w:spacing w:after="120"/>
+      </w:pPr>
+      <w:r>
+        <w:rPr>
+          <w:sz w:val="2"/>
+          <w:szCs w:val="2"/>
+        </w:rPr>
+        <w:t xml:space="preserve"/>
+      </w:r>
+    </w:p>
+    <w:p>
+      <w:pPr>
+        <w:spacing w:after="0" w:before="180"/>
+      </w:pPr>
+      <w:r>
+        <w:rPr>
+          <w:rFonts w:ascii="Calibri" w:cs="Calibri" w:eastAsia="Calibri" w:hAnsi="Calibri"/>
+          <w:b/>
+          <w:bCs/>
+          <w:caps/>
+          <w:color w:val="00786C"/>
+          <w:spacing w:val="30"/>
+          <w:sz w:val="16"/>
+          <w:szCs w:val="16"/>
+        </w:rPr>
+        <w:t xml:space="preserve">Primary text 2</w:t>
+      </w:r>
+      <w:r>
+        <w:rPr>
+          <w:rFonts w:ascii="Calibri" w:cs="Calibri" w:eastAsia="Calibri" w:hAnsi="Calibri"/>
+          <w:color w:val="536575"/>
+          <w:sz w:val="16"/>
+          <w:szCs w:val="16"/>
+        </w:rPr>
+        <w:t xml:space="preserve">   154 characters — cut at 125 on mobile</w:t>
+      </w:r>
+    </w:p>
+    <w:p>
+      <w:pPr>
+        <w:shd w:fill="F4F7F7" w:color="auto" w:val="clear"/>
+        <w:spacing w:after="0" w:line="260"/>
+        <w:ind w:left="140" w:right="140"/>
+      </w:pPr>
+      <w:r>
+        <w:rPr>
+          <w:rFonts w:ascii="Consolas" w:cs="Consolas" w:eastAsia="Consolas" w:hAnsi="Consolas"/>
+          <w:color w:val="1A1A1A"/>
+          <w:sz w:val="19"/>
+          <w:szCs w:val="19"/>
+        </w:rPr>
+        <w:t xml:space="preserve">Most wellbeing apps are confident about your body. This one publishes the list of things it refuses to guess at — and a better model does not unlock them.</w:t>
+      </w:r>
+    </w:p>
+    <w:p>
+      <w:pPr>
+        <w:spacing w:after="120"/>
+      </w:pPr>
+      <w:r>
+        <w:rPr>
+          <w:sz w:val="2"/>
+          <w:szCs w:val="2"/>
+        </w:rPr>
+        <w:t xml:space="preserve"/>
+      </w:r>
+    </w:p>
+    <w:p>
+      <w:pPr>
+        <w:spacing w:after="0" w:before="180"/>
+      </w:pPr>
+      <w:r>
+        <w:rPr>
+          <w:rFonts w:ascii="Calibri" w:cs="Calibri" w:eastAsia="Calibri" w:hAnsi="Calibri"/>
+          <w:b/>
+          <w:bCs/>
+          <w:caps/>
+          <w:color w:val="00786C"/>
+          <w:spacing w:val="30"/>
+          <w:sz w:val="16"/>
+          <w:szCs w:val="16"/>
+        </w:rPr>
+        <w:t xml:space="preserve">Headlines — one per ad</w:t>
+      </w:r>
+      <w:r>
+        <w:rPr>
+          <w:rFonts w:ascii="Calibri" w:cs="Calibri" w:eastAsia="Calibri" w:hAnsi="Calibri"/>
+          <w:color w:val="536575"/>
+          <w:sz w:val="16"/>
+          <w:szCs w:val="16"/>
+        </w:rPr>
+        <w:t xml:space="preserve">   128 characters — cut at 40 on mobile</w:t>
+      </w:r>
+    </w:p>
+    <w:p>
+      <w:pPr>
+        <w:shd w:fill="F4F7F7" w:color="auto" w:val="clear"/>
+        <w:spacing w:after="0" w:line="260"/>
+        <w:ind w:left="140" w:right="140"/>
+      </w:pPr>
+      <w:r>
+        <w:rPr>
+          <w:rFonts w:ascii="Consolas" w:cs="Consolas" w:eastAsia="Consolas" w:hAnsi="Consolas"/>
+          <w:color w:val="1A1A1A"/>
+          <w:sz w:val="19"/>
+          <w:szCs w:val="19"/>
+        </w:rPr>
+        <w:t xml:space="preserve">Seven things it refuses, at any price</w:t>
+      </w:r>
+    </w:p>
+    <w:p>
+      <w:pPr>
+        <w:shd w:fill="F4F7F7" w:color="auto" w:val="clear"/>
+        <w:spacing w:after="0" w:line="260"/>
+        <w:ind w:left="140" w:right="140"/>
+      </w:pPr>
+      <w:r>
+        <w:rPr>
+          <w:rFonts w:ascii="Consolas" w:cs="Consolas" w:eastAsia="Consolas" w:hAnsi="Consolas"/>
+          <w:color w:val="1A1A1A"/>
+          <w:sz w:val="19"/>
+          <w:szCs w:val="19"/>
+        </w:rPr>
+        <w:t xml:space="preserve">It tells you what it won't do</w:t>
+      </w:r>
+    </w:p>
+    <w:p>
+      <w:pPr>
+        <w:shd w:fill="F4F7F7" w:color="auto" w:val="clear"/>
+        <w:spacing w:after="0" w:line="260"/>
+        <w:ind w:left="140" w:right="140"/>
+      </w:pPr>
+      <w:r>
+        <w:rPr>
+          <w:rFonts w:ascii="Consolas" w:cs="Consolas" w:eastAsia="Consolas" w:hAnsi="Consolas"/>
+          <w:color w:val="1A1A1A"/>
+          <w:sz w:val="19"/>
+          <w:szCs w:val="19"/>
+        </w:rPr>
+        <w:t xml:space="preserve">Refusals, not settings</w:t>
+      </w:r>
+    </w:p>
+    <w:p>
+      <w:pPr>
+        <w:shd w:fill="F4F7F7" w:color="auto" w:val="clear"/>
+        <w:spacing w:after="0" w:line="260"/>
+        <w:ind w:left="140" w:right="140"/>
+      </w:pPr>
+      <w:r>
+        <w:rPr>
+          <w:rFonts w:ascii="Consolas" w:cs="Consolas" w:eastAsia="Consolas" w:hAnsi="Consolas"/>
+          <w:color w:val="1A1A1A"/>
+          <w:sz w:val="19"/>
+          <w:szCs w:val="19"/>
+        </w:rPr>
+        <w:t xml:space="preserve">No score pretending to be a diagnosis</w:t>
+      </w:r>
+    </w:p>
+    <w:p>
+      <w:pPr>
+        <w:spacing w:after="120"/>
+      </w:pPr>
+      <w:r>
+        <w:rPr>
+          <w:sz w:val="2"/>
+          <w:szCs w:val="2"/>
+        </w:rPr>
+        <w:t xml:space="preserve"/>
+      </w:r>
+    </w:p>
+    <w:p>
+      <w:pPr>
+        <w:spacing w:after="0" w:before="180"/>
+      </w:pPr>
+      <w:r>
+        <w:rPr>
+          <w:rFonts w:ascii="Calibri" w:cs="Calibri" w:eastAsia="Calibri" w:hAnsi="Calibri"/>
+          <w:b/>
+          <w:bCs/>
+          <w:caps/>
+          <w:color w:val="00786C"/>
+          <w:spacing w:val="30"/>
+          <w:sz w:val="16"/>
+          <w:szCs w:val="16"/>
+        </w:rPr>
+        <w:t xml:space="preserve">Descriptions</w:t>
+      </w:r>
+      <w:r>
+        <w:rPr>
+          <w:rFonts w:ascii="Calibri" w:cs="Calibri" w:eastAsia="Calibri" w:hAnsi="Calibri"/>
+          <w:color w:val="536575"/>
+          <w:sz w:val="16"/>
+          <w:szCs w:val="16"/>
+        </w:rPr>
+        <w:t xml:space="preserve">   66 characters — cut at 30 on mobile</w:t>
+      </w:r>
+    </w:p>
+    <w:p>
+      <w:pPr>
+        <w:shd w:fill="F4F7F7" w:color="auto" w:val="clear"/>
+        <w:spacing w:after="0" w:line="260"/>
+        <w:ind w:left="140" w:right="140"/>
+      </w:pPr>
+      <w:r>
+        <w:rPr>
+          <w:rFonts w:ascii="Consolas" w:cs="Consolas" w:eastAsia="Consolas" w:hAnsi="Consolas"/>
+          <w:color w:val="1A1A1A"/>
+          <w:sz w:val="19"/>
+          <w:szCs w:val="19"/>
+        </w:rPr>
+        <w:t xml:space="preserve">Published, not promised.</w:t>
+      </w:r>
+    </w:p>
+    <w:p>
+      <w:pPr>
+        <w:shd w:fill="F4F7F7" w:color="auto" w:val="clear"/>
+        <w:spacing w:after="0" w:line="260"/>
+        <w:ind w:left="140" w:right="140"/>
+      </w:pPr>
+      <w:r>
+        <w:rPr>
+          <w:rFonts w:ascii="Consolas" w:cs="Consolas" w:eastAsia="Consolas" w:hAnsi="Consolas"/>
+          <w:color w:val="1A1A1A"/>
+          <w:sz w:val="19"/>
+          <w:szCs w:val="19"/>
+        </w:rPr>
+        <w:t xml:space="preserve">See the full list</w:t>
+      </w:r>
+    </w:p>
+    <w:p>
+      <w:pPr>
+        <w:shd w:fill="F4F7F7" w:color="auto" w:val="clear"/>
+        <w:spacing w:after="0" w:line="260"/>
+        <w:ind w:left="140" w:right="140"/>
+      </w:pPr>
+      <w:r>
+        <w:rPr>
+          <w:rFonts w:ascii="Consolas" w:cs="Consolas" w:eastAsia="Consolas" w:hAnsi="Consolas"/>
+          <w:color w:val="1A1A1A"/>
+          <w:sz w:val="19"/>
+          <w:szCs w:val="19"/>
+        </w:rPr>
+        <w:t xml:space="preserve">Free to start. No card.</w:t>
+      </w:r>
+    </w:p>
+    <w:p>
+      <w:pPr>
+        <w:spacing w:after="120"/>
+      </w:pPr>
+      <w:r>
+        <w:rPr>
+          <w:sz w:val="2"/>
+          <w:szCs w:val="2"/>
+        </w:rPr>
+        <w:t xml:space="preserve"/>
+      </w:r>
+    </w:p>
+    <w:p>
+      <w:pPr>
+        <w:spacing w:after="200" w:line="276"/>
+      </w:pPr>
+      <w:r>
+        <w:rPr>
+          <w:rFonts w:ascii="Calibri" w:cs="Calibri" w:eastAsia="Calibri" w:hAnsi="Calibri"/>
+          <w:b/>
+          <w:bCs/>
+          <w:color w:val="102A43"/>
+          <w:sz w:val="21"/>
+          <w:szCs w:val="21"/>
+        </w:rPr>
+        <w:t xml:space="preserve">Picture brief.  </w:t>
+      </w:r>
+      <w:r>
+        <w:rPr>
+          <w:rFonts w:ascii="Calibri" w:cs="Calibri" w:eastAsia="Calibri" w:hAnsi="Calibri"/>
+          <w:color w:val="1A1A1A"/>
+          <w:sz w:val="21"/>
+          <w:szCs w:val="21"/>
+        </w:rPr>
+        <w:t xml:space="preserve">Typographic, no photograph at all. Deep navy ground, the seven refusals set as plain text. It will look unlike everything around it in the feed, which is the entire point.</w:t>
       </w:r>
     </w:p>
     <w:p>
@@ -3845,7 +6227,7 @@
           <w:sz w:val="32"/>
           <w:szCs w:val="32"/>
         </w:rPr>
-        <w:t xml:space="preserve">6. What gets a wellbeing advert rejected</w:t>
+        <w:t xml:space="preserve">7. What gets a wellbeing advert rejected</w:t>
       </w:r>
     </w:p>
     <w:p>
@@ -4367,7 +6749,7 @@
           <w:sz w:val="32"/>
           <w:szCs w:val="32"/>
         </w:rPr>
-        <w:t xml:space="preserve">7. Naming and links</w:t>
+        <w:t xml:space="preserve">8. Naming and links</w:t>
       </w:r>
     </w:p>
     <w:p>
@@ -4653,7 +7035,7 @@
           <w:sz w:val="32"/>
           <w:szCs w:val="32"/>
         </w:rPr>
-        <w:t xml:space="preserve">8. What to look at, and when</w:t>
+        <w:t xml:space="preserve">9. What to look at, and when</w:t>
       </w:r>
     </w:p>
     <w:p>
@@ -5432,7 +7814,7 @@
           <w:sz w:val="32"/>
           <w:szCs w:val="32"/>
         </w:rPr>
-        <w:t xml:space="preserve">9. Build these audiences on day one</w:t>
+        <w:t xml:space="preserve">10. Build these audiences on day one</w:t>
       </w:r>
     </w:p>
     <w:p>
@@ -5614,7 +7996,7 @@
           <w:sz w:val="32"/>
           <w:szCs w:val="32"/>
         </w:rPr>
-        <w:t xml:space="preserve">10. The first hour</w:t>
+        <w:t xml:space="preserve">11. The first hour</w:t>
       </w:r>
     </w:p>
     <w:p>
@@ -5666,7 +8048,7 @@
           <w:sz w:val="21"/>
           <w:szCs w:val="21"/>
         </w:rPr>
-        <w:t xml:space="preserve">Read section 5 end to end and put your name to it.</w:t>
+        <w:t xml:space="preserve">Read section 6 end to end and put your name to it.</w:t>
       </w:r>
     </w:p>
     <w:p>
